--- a/05_Спецификация/WTW-platform-SRS_v1.2.docx
+++ b/05_Спецификация/WTW-platform-SRS_v1.2.docx
@@ -2231,7 +2231,25 @@
                 <w:sz w:val="20"/>
                 <w:szCs w:val="20"/>
               </w:rPr>
-              <w:t>. Описание программного интерфейса</w:t>
+              <w:t>. Описание программного инте</w:t>
+            </w:r>
+            <w:r>
+              <w:rPr>
+                <w:rStyle w:val="aa"/>
+                <w:noProof/>
+                <w:sz w:val="20"/>
+                <w:szCs w:val="20"/>
+              </w:rPr>
+              <w:t>р</w:t>
+            </w:r>
+            <w:r>
+              <w:rPr>
+                <w:rStyle w:val="aa"/>
+                <w:noProof/>
+                <w:sz w:val="20"/>
+                <w:szCs w:val="20"/>
+              </w:rPr>
+              <w:t>фейса</w:t>
             </w:r>
             <w:r>
               <w:rPr>
@@ -3465,7 +3483,13 @@
               <w:rPr>
                 <w:lang w:val="ru-RU"/>
               </w:rPr>
-              <w:t>07.03.2026</w:t>
+              <w:t>09</w:t>
+            </w:r>
+            <w:r>
+              <w:rPr>
+                <w:lang w:val="ru-RU"/>
+              </w:rPr>
+              <w:t>.03.2026</w:t>
             </w:r>
           </w:p>
         </w:tc>
@@ -3605,40 +3629,228 @@
               <w:fldChar w:fldCharType="separate"/>
             </w:r>
             <w:r>
-              <w:t>Приложение</w:t>
-            </w:r>
-            <w:r>
+              <w:t xml:space="preserve">Приложение </w:t>
+            </w:r>
+            <w:r>
+              <w:rPr>
+                <w:lang w:val="en-US"/>
+              </w:rPr>
+              <w:t>E</w:t>
+            </w:r>
+            <w:r>
+              <w:t xml:space="preserve">. </w:t>
+            </w:r>
+            <w:r>
+              <w:rPr>
+                <w:lang w:val="en-US"/>
+              </w:rPr>
+              <w:t>ER</w:t>
+            </w:r>
+            <w:r>
+              <w:rPr>
+                <w:lang w:val="ru-RU"/>
+              </w:rPr>
+              <w:t>-</w:t>
+            </w:r>
+            <w:r>
+              <w:rPr>
+                <w:lang w:val="ru-RU"/>
+              </w:rPr>
+              <w:t>д</w:t>
+            </w:r>
+            <w:proofErr w:type="spellStart"/>
+            <w:r>
+              <w:t>иаграмма</w:t>
+            </w:r>
+            <w:proofErr w:type="spellEnd"/>
+            <w:r>
+              <w:rPr>
+                <w:lang w:val="ru-RU"/>
+              </w:rPr>
+              <w:fldChar w:fldCharType="end"/>
+            </w:r>
+            <w:r>
+              <w:rPr>
+                <w:lang w:val="ru-RU"/>
+              </w:rPr>
+              <w:t>)</w:t>
+            </w:r>
+          </w:p>
+        </w:tc>
+      </w:tr>
+      <w:tr>
+        <w:tc>
+          <w:tcPr>
+            <w:tcW w:w="2445" w:type="dxa"/>
+            <w:shd w:val="clear" w:color="auto" w:fill="auto"/>
+            <w:tcMar>
+              <w:top w:w="100" w:type="dxa"/>
+              <w:left w:w="100" w:type="dxa"/>
+              <w:bottom w:w="100" w:type="dxa"/>
+              <w:right w:w="100" w:type="dxa"/>
+            </w:tcMar>
+          </w:tcPr>
+          <w:p>
+            <w:pPr>
+              <w:spacing w:line="240" w:lineRule="auto"/>
+              <w:rPr>
+                <w:lang w:val="ru-RU"/>
+              </w:rPr>
+            </w:pPr>
+            <w:r>
+              <w:rPr>
+                <w:lang w:val="ru-RU"/>
+              </w:rPr>
+              <w:t>Белых И.А.</w:t>
+            </w:r>
+          </w:p>
+        </w:tc>
+        <w:tc>
+          <w:tcPr>
+            <w:tcW w:w="1860" w:type="dxa"/>
+            <w:shd w:val="clear" w:color="auto" w:fill="auto"/>
+            <w:tcMar>
+              <w:top w:w="100" w:type="dxa"/>
+              <w:left w:w="100" w:type="dxa"/>
+              <w:bottom w:w="100" w:type="dxa"/>
+              <w:right w:w="100" w:type="dxa"/>
+            </w:tcMar>
+          </w:tcPr>
+          <w:p>
+            <w:pPr>
+              <w:spacing w:line="240" w:lineRule="auto"/>
+              <w:rPr>
+                <w:lang w:val="ru-RU"/>
+              </w:rPr>
+            </w:pPr>
+            <w:r>
+              <w:rPr>
+                <w:lang w:val="ru-RU"/>
+              </w:rPr>
+              <w:t>1.3</w:t>
+            </w:r>
+          </w:p>
+        </w:tc>
+        <w:tc>
+          <w:tcPr>
+            <w:tcW w:w="1665" w:type="dxa"/>
+            <w:shd w:val="clear" w:color="auto" w:fill="auto"/>
+            <w:tcMar>
+              <w:top w:w="100" w:type="dxa"/>
+              <w:left w:w="100" w:type="dxa"/>
+              <w:bottom w:w="100" w:type="dxa"/>
+              <w:right w:w="100" w:type="dxa"/>
+            </w:tcMar>
+          </w:tcPr>
+          <w:p>
+            <w:pPr>
+              <w:spacing w:line="240" w:lineRule="auto"/>
+              <w:rPr>
+                <w:lang w:val="ru-RU"/>
+              </w:rPr>
+            </w:pPr>
+            <w:r>
+              <w:rPr>
+                <w:lang w:val="ru-RU"/>
+              </w:rPr>
+              <w:t>10.03.2026</w:t>
+            </w:r>
+          </w:p>
+        </w:tc>
+        <w:tc>
+          <w:tcPr>
+            <w:tcW w:w="3060" w:type="dxa"/>
+            <w:shd w:val="clear" w:color="auto" w:fill="auto"/>
+            <w:tcMar>
+              <w:top w:w="100" w:type="dxa"/>
+              <w:left w:w="100" w:type="dxa"/>
+              <w:bottom w:w="100" w:type="dxa"/>
+              <w:right w:w="100" w:type="dxa"/>
+            </w:tcMar>
+          </w:tcPr>
+          <w:p>
+            <w:pPr>
+              <w:pStyle w:val="ab"/>
+              <w:numPr>
+                <w:ilvl w:val="0"/>
+                <w:numId w:val="36"/>
+              </w:numPr>
+              <w:spacing w:line="240" w:lineRule="auto"/>
+              <w:ind w:left="0" w:firstLine="0"/>
+              <w:rPr>
+                <w:lang w:val="ru-RU"/>
+              </w:rPr>
+            </w:pPr>
+            <w:r>
+              <w:rPr>
+                <w:lang w:val="ru-RU"/>
+              </w:rPr>
+              <w:t xml:space="preserve">Добавлена спецификация </w:t>
+            </w:r>
+            <w:r>
+              <w:rPr>
+                <w:lang w:val="en-US"/>
+              </w:rPr>
+              <w:t>Open</w:t>
+            </w:r>
+            <w:r>
+              <w:rPr>
+                <w:lang w:val="ru-RU"/>
+              </w:rPr>
               <w:t xml:space="preserve"> </w:t>
             </w:r>
             <w:r>
               <w:rPr>
                 <w:lang w:val="en-US"/>
               </w:rPr>
-              <w:t>E</w:t>
-            </w:r>
-            <w:r>
-              <w:t xml:space="preserve">. </w:t>
-            </w:r>
-            <w:r>
-              <w:rPr>
-                <w:lang w:val="en-US"/>
-              </w:rPr>
-              <w:t>ER</w:t>
-            </w:r>
-            <w:r>
-              <w:rPr>
-                <w:lang w:val="ru-RU"/>
-              </w:rPr>
-              <w:t>-</w:t>
-            </w:r>
-            <w:r>
-              <w:rPr>
-                <w:lang w:val="ru-RU"/>
-              </w:rPr>
-              <w:t>д</w:t>
-            </w:r>
-            <w:r>
-              <w:t>иаграмма</w:t>
+              <w:t>API</w:t>
+            </w:r>
+            <w:r>
+              <w:rPr>
+                <w:lang w:val="ru-RU"/>
+              </w:rPr>
+              <w:t xml:space="preserve"> (</w:t>
+            </w:r>
+            <w:r>
+              <w:rPr>
+                <w:lang w:val="ru-RU"/>
+              </w:rPr>
+              <w:t xml:space="preserve">см. </w:t>
+            </w:r>
+            <w:r>
+              <w:rPr>
+                <w:lang w:val="ru-RU"/>
+              </w:rPr>
+              <w:fldChar w:fldCharType="begin"/>
+            </w:r>
+            <w:r>
+              <w:rPr>
+                <w:lang w:val="ru-RU"/>
+              </w:rPr>
+              <w:instrText xml:space="preserve"> REF _Ref224024690 \h </w:instrText>
+            </w:r>
+            <w:r>
+              <w:rPr>
+                <w:lang w:val="ru-RU"/>
+              </w:rPr>
+            </w:r>
+            <w:r>
+              <w:rPr>
+                <w:lang w:val="ru-RU"/>
+              </w:rPr>
+              <w:fldChar w:fldCharType="separate"/>
+            </w:r>
+            <w:r>
+              <w:t xml:space="preserve">Приложение </w:t>
+            </w:r>
+            <w:r>
+              <w:rPr>
+                <w:lang w:val="en-US"/>
+              </w:rPr>
+              <w:t>F</w:t>
+            </w:r>
+            <w:r>
+              <w:t>. Описание программного интерфейса</w:t>
             </w:r>
             <w:r>
               <w:rPr>
@@ -3646,8 +3858,6 @@
               </w:rPr>
               <w:fldChar w:fldCharType="end"/>
             </w:r>
-            <w:bookmarkStart w:id="1" w:name="_GoBack"/>
-            <w:bookmarkEnd w:id="1"/>
             <w:r>
               <w:rPr>
                 <w:lang w:val="ru-RU"/>
@@ -3661,9 +3871,12 @@
     <w:p>
       <w:pPr>
         <w:pStyle w:val="2"/>
-      </w:pPr>
-      <w:bookmarkStart w:id="2" w:name="_heading=h.473i7gponsrw" w:colFirst="0" w:colLast="0"/>
-      <w:bookmarkEnd w:id="2"/>
+        <w:rPr>
+          <w:lang w:val="en-US"/>
+        </w:rPr>
+      </w:pPr>
+      <w:bookmarkStart w:id="1" w:name="_heading=h.473i7gponsrw" w:colFirst="0" w:colLast="0"/>
+      <w:bookmarkEnd w:id="1"/>
       <w:r>
         <w:br w:type="page"/>
       </w:r>
@@ -3673,26 +3886,26 @@
         <w:pStyle w:val="2"/>
         <w:spacing w:before="0"/>
       </w:pPr>
-      <w:bookmarkStart w:id="3" w:name="_Ref223535072"/>
-      <w:bookmarkStart w:id="4" w:name="_Ref223541291"/>
-      <w:bookmarkStart w:id="5" w:name="_Toc223953652"/>
+      <w:bookmarkStart w:id="2" w:name="_Ref223535072"/>
+      <w:bookmarkStart w:id="3" w:name="_Ref223541291"/>
+      <w:bookmarkStart w:id="4" w:name="_Toc223953652"/>
       <w:r>
         <w:lastRenderedPageBreak/>
         <w:t>1. Введение</w:t>
       </w:r>
+      <w:bookmarkEnd w:id="2"/>
       <w:bookmarkEnd w:id="3"/>
       <w:bookmarkEnd w:id="4"/>
-      <w:bookmarkEnd w:id="5"/>
     </w:p>
     <w:p>
       <w:pPr>
         <w:pStyle w:val="3"/>
       </w:pPr>
-      <w:bookmarkStart w:id="6" w:name="_Toc223953653"/>
+      <w:bookmarkStart w:id="5" w:name="_Toc223953653"/>
       <w:r>
         <w:t>1.1. Назначение</w:t>
       </w:r>
-      <w:bookmarkEnd w:id="6"/>
+      <w:bookmarkEnd w:id="5"/>
     </w:p>
     <w:p>
       <w:pPr>
@@ -3806,11 +4019,11 @@
       <w:pPr>
         <w:pStyle w:val="3"/>
       </w:pPr>
-      <w:bookmarkStart w:id="7" w:name="_Toc223953654"/>
+      <w:bookmarkStart w:id="6" w:name="_Toc223953654"/>
       <w:r>
         <w:t>1.2. Область применения</w:t>
       </w:r>
-      <w:bookmarkEnd w:id="7"/>
+      <w:bookmarkEnd w:id="6"/>
     </w:p>
     <w:p>
       <w:pPr>
@@ -3877,11 +4090,11 @@
       <w:pPr>
         <w:pStyle w:val="3"/>
       </w:pPr>
-      <w:bookmarkStart w:id="8" w:name="_Toc223953655"/>
+      <w:bookmarkStart w:id="7" w:name="_Toc223953655"/>
       <w:r>
         <w:t>1.3. Определения, акронимы и сокращения</w:t>
       </w:r>
-      <w:bookmarkEnd w:id="8"/>
+      <w:bookmarkEnd w:id="7"/>
     </w:p>
     <w:p>
       <w:pPr>
@@ -4265,12 +4478,12 @@
       <w:pPr>
         <w:pStyle w:val="3"/>
       </w:pPr>
-      <w:bookmarkStart w:id="9" w:name="_Toc223953656"/>
+      <w:bookmarkStart w:id="8" w:name="_Toc223953656"/>
       <w:r>
         <w:lastRenderedPageBreak/>
         <w:t>1.4. Ссылки</w:t>
       </w:r>
-      <w:bookmarkEnd w:id="9"/>
+      <w:bookmarkEnd w:id="8"/>
     </w:p>
     <w:p>
       <w:pPr>
@@ -4385,26 +4598,26 @@
         <w:pStyle w:val="2"/>
         <w:spacing w:before="0"/>
       </w:pPr>
-      <w:bookmarkStart w:id="10" w:name="_Ref223535074"/>
-      <w:bookmarkStart w:id="11" w:name="_Ref223541293"/>
-      <w:bookmarkStart w:id="12" w:name="_Toc223953657"/>
+      <w:bookmarkStart w:id="9" w:name="_Ref223535074"/>
+      <w:bookmarkStart w:id="10" w:name="_Ref223541293"/>
+      <w:bookmarkStart w:id="11" w:name="_Toc223953657"/>
       <w:r>
         <w:lastRenderedPageBreak/>
         <w:t>2. Общее описание</w:t>
       </w:r>
+      <w:bookmarkEnd w:id="9"/>
       <w:bookmarkEnd w:id="10"/>
       <w:bookmarkEnd w:id="11"/>
-      <w:bookmarkEnd w:id="12"/>
     </w:p>
     <w:p>
       <w:pPr>
         <w:pStyle w:val="3"/>
       </w:pPr>
-      <w:bookmarkStart w:id="13" w:name="_Toc223953658"/>
+      <w:bookmarkStart w:id="12" w:name="_Toc223953658"/>
       <w:r>
         <w:t>2.1. Видение продукта</w:t>
       </w:r>
-      <w:bookmarkEnd w:id="13"/>
+      <w:bookmarkEnd w:id="12"/>
     </w:p>
     <w:p>
       <w:pPr>
@@ -4585,11 +4798,11 @@
       <w:pPr>
         <w:pStyle w:val="3"/>
       </w:pPr>
-      <w:bookmarkStart w:id="14" w:name="_Toc223953659"/>
+      <w:bookmarkStart w:id="13" w:name="_Toc223953659"/>
       <w:r>
         <w:t>2.2. Перспективы продукта</w:t>
       </w:r>
-      <w:bookmarkEnd w:id="14"/>
+      <w:bookmarkEnd w:id="13"/>
     </w:p>
     <w:p>
       <w:pPr>
@@ -4713,11 +4926,11 @@
         <w:pStyle w:val="3"/>
         <w:jc w:val="both"/>
       </w:pPr>
-      <w:bookmarkStart w:id="15" w:name="_Toc223953660"/>
+      <w:bookmarkStart w:id="14" w:name="_Toc223953660"/>
       <w:r>
         <w:t>2.3. Взаимодействие продукта с другими продуктами и компонентами</w:t>
       </w:r>
-      <w:bookmarkEnd w:id="15"/>
+      <w:bookmarkEnd w:id="14"/>
     </w:p>
     <w:p>
       <w:pPr>
@@ -5064,11 +5277,11 @@
         <w:pStyle w:val="3"/>
         <w:jc w:val="both"/>
       </w:pPr>
-      <w:bookmarkStart w:id="16" w:name="_Toc223953661"/>
+      <w:bookmarkStart w:id="15" w:name="_Toc223953661"/>
       <w:r>
         <w:t>2.4. Классы и характеристики пользователей</w:t>
       </w:r>
-      <w:bookmarkEnd w:id="16"/>
+      <w:bookmarkEnd w:id="15"/>
     </w:p>
     <w:p/>
     <w:p>
@@ -5434,11 +5647,11 @@
       <w:pPr>
         <w:pStyle w:val="3"/>
       </w:pPr>
-      <w:bookmarkStart w:id="17" w:name="_Toc223953662"/>
+      <w:bookmarkStart w:id="16" w:name="_Toc223953662"/>
       <w:r>
         <w:t>2.5. Ограничения разработки и реализации</w:t>
       </w:r>
-      <w:bookmarkEnd w:id="17"/>
+      <w:bookmarkEnd w:id="16"/>
     </w:p>
     <w:p>
       <w:pPr>
@@ -5688,11 +5901,11 @@
       <w:pPr>
         <w:pStyle w:val="3"/>
       </w:pPr>
-      <w:bookmarkStart w:id="18" w:name="_Toc223953663"/>
+      <w:bookmarkStart w:id="17" w:name="_Toc223953663"/>
       <w:r>
         <w:t>2.6. Допущения и зависимости</w:t>
       </w:r>
-      <w:bookmarkEnd w:id="18"/>
+      <w:bookmarkEnd w:id="17"/>
     </w:p>
     <w:p>
       <w:pPr>
@@ -5836,14 +6049,14 @@
         <w:pStyle w:val="2"/>
         <w:spacing w:before="0"/>
       </w:pPr>
-      <w:bookmarkStart w:id="19" w:name="_Ref223535116"/>
-      <w:bookmarkStart w:id="20" w:name="_Toc223953664"/>
+      <w:bookmarkStart w:id="18" w:name="_Ref223535116"/>
+      <w:bookmarkStart w:id="19" w:name="_Toc223953664"/>
       <w:r>
         <w:lastRenderedPageBreak/>
         <w:t>3. Функциональные требования</w:t>
       </w:r>
+      <w:bookmarkEnd w:id="18"/>
       <w:bookmarkEnd w:id="19"/>
-      <w:bookmarkEnd w:id="20"/>
     </w:p>
     <w:p>
       <w:pPr>
@@ -10588,14 +10801,14 @@
         <w:pStyle w:val="2"/>
         <w:spacing w:before="0"/>
       </w:pPr>
-      <w:bookmarkStart w:id="21" w:name="_Ref223535117"/>
-      <w:bookmarkStart w:id="22" w:name="_Toc223953665"/>
+      <w:bookmarkStart w:id="20" w:name="_Ref223535117"/>
+      <w:bookmarkStart w:id="21" w:name="_Toc223953665"/>
       <w:r>
         <w:lastRenderedPageBreak/>
         <w:t>4. Нефункциональные требования</w:t>
       </w:r>
+      <w:bookmarkEnd w:id="20"/>
       <w:bookmarkEnd w:id="21"/>
-      <w:bookmarkEnd w:id="22"/>
     </w:p>
     <w:p>
       <w:pPr>
@@ -11638,7 +11851,7 @@
                 <w:szCs w:val="20"/>
               </w:rPr>
             </w:pPr>
-            <w:bookmarkStart w:id="23" w:name="_Toc223529939"/>
+            <w:bookmarkStart w:id="22" w:name="_Toc223529939"/>
             <w:r>
               <w:rPr>
                 <w:sz w:val="20"/>
@@ -11646,7 +11859,7 @@
               </w:rPr>
               <w:t>Безопасность</w:t>
             </w:r>
-            <w:bookmarkEnd w:id="23"/>
+            <w:bookmarkEnd w:id="22"/>
           </w:p>
         </w:tc>
       </w:tr>
@@ -11974,7 +12187,7 @@
                 <w:szCs w:val="20"/>
               </w:rPr>
             </w:pPr>
-            <w:bookmarkStart w:id="24" w:name="_Toc223529942"/>
+            <w:bookmarkStart w:id="23" w:name="_Toc223529942"/>
             <w:r>
               <w:rPr>
                 <w:sz w:val="20"/>
@@ -11982,7 +12195,7 @@
               </w:rPr>
               <w:t>Масштабируемость</w:t>
             </w:r>
-            <w:bookmarkEnd w:id="24"/>
+            <w:bookmarkEnd w:id="23"/>
           </w:p>
         </w:tc>
       </w:tr>
@@ -12223,7 +12436,7 @@
                 <w:szCs w:val="20"/>
               </w:rPr>
             </w:pPr>
-            <w:bookmarkStart w:id="25" w:name="_Toc223529945"/>
+            <w:bookmarkStart w:id="24" w:name="_Toc223529945"/>
             <w:r>
               <w:rPr>
                 <w:sz w:val="20"/>
@@ -12231,7 +12444,7 @@
               </w:rPr>
               <w:t>Удобство использования</w:t>
             </w:r>
-            <w:bookmarkEnd w:id="25"/>
+            <w:bookmarkEnd w:id="24"/>
           </w:p>
         </w:tc>
       </w:tr>
@@ -12458,7 +12671,7 @@
                 <w:szCs w:val="20"/>
               </w:rPr>
             </w:pPr>
-            <w:bookmarkStart w:id="26" w:name="_Toc223529948"/>
+            <w:bookmarkStart w:id="25" w:name="_Toc223529948"/>
             <w:r>
               <w:rPr>
                 <w:sz w:val="20"/>
@@ -12466,7 +12679,7 @@
               </w:rPr>
               <w:t>Надежность и отказоустойчивость</w:t>
             </w:r>
-            <w:bookmarkEnd w:id="26"/>
+            <w:bookmarkEnd w:id="25"/>
           </w:p>
         </w:tc>
       </w:tr>
@@ -12730,7 +12943,7 @@
                 <w:szCs w:val="20"/>
               </w:rPr>
             </w:pPr>
-            <w:bookmarkStart w:id="27" w:name="_Toc223529951"/>
+            <w:bookmarkStart w:id="26" w:name="_Toc223529951"/>
             <w:r>
               <w:rPr>
                 <w:sz w:val="20"/>
@@ -12738,7 +12951,7 @@
               </w:rPr>
               <w:t>Поддержка и сопровождение</w:t>
             </w:r>
-            <w:bookmarkEnd w:id="27"/>
+            <w:bookmarkEnd w:id="26"/>
           </w:p>
         </w:tc>
       </w:tr>
@@ -12943,7 +13156,7 @@
                 <w:szCs w:val="20"/>
               </w:rPr>
             </w:pPr>
-            <w:bookmarkStart w:id="28" w:name="_Toc223529954"/>
+            <w:bookmarkStart w:id="27" w:name="_Toc223529954"/>
             <w:proofErr w:type="spellStart"/>
             <w:r>
               <w:rPr>
@@ -12960,7 +13173,7 @@
               </w:rPr>
               <w:t xml:space="preserve"> и мониторинг</w:t>
             </w:r>
-            <w:bookmarkEnd w:id="28"/>
+            <w:bookmarkEnd w:id="27"/>
           </w:p>
         </w:tc>
       </w:tr>
@@ -13253,7 +13466,7 @@
                 <w:szCs w:val="20"/>
               </w:rPr>
             </w:pPr>
-            <w:bookmarkStart w:id="29" w:name="_Toc223529957"/>
+            <w:bookmarkStart w:id="28" w:name="_Toc223529957"/>
             <w:r>
               <w:rPr>
                 <w:sz w:val="20"/>
@@ -13261,7 +13474,7 @@
               </w:rPr>
               <w:t>Совместимость</w:t>
             </w:r>
-            <w:bookmarkEnd w:id="29"/>
+            <w:bookmarkEnd w:id="28"/>
           </w:p>
         </w:tc>
       </w:tr>
@@ -13410,24 +13623,24 @@
         <w:pStyle w:val="2"/>
         <w:spacing w:before="0"/>
       </w:pPr>
-      <w:bookmarkStart w:id="30" w:name="_Toc223953666"/>
+      <w:bookmarkStart w:id="29" w:name="_Toc223953666"/>
       <w:r>
         <w:lastRenderedPageBreak/>
         <w:t>Приложения</w:t>
       </w:r>
-      <w:bookmarkEnd w:id="30"/>
+      <w:bookmarkEnd w:id="29"/>
     </w:p>
     <w:p>
       <w:pPr>
         <w:pStyle w:val="3"/>
       </w:pPr>
-      <w:bookmarkStart w:id="31" w:name="_Ref223529014"/>
-      <w:bookmarkStart w:id="32" w:name="_Toc223953667"/>
+      <w:bookmarkStart w:id="30" w:name="_Ref223529014"/>
+      <w:bookmarkStart w:id="31" w:name="_Toc223953667"/>
       <w:r>
         <w:t>Приложение A. Результаты интервью</w:t>
       </w:r>
+      <w:bookmarkEnd w:id="30"/>
       <w:bookmarkEnd w:id="31"/>
-      <w:bookmarkEnd w:id="32"/>
     </w:p>
     <w:p>
       <w:pPr>
@@ -13444,8 +13657,8 @@
         <w:t>Список вопросов и ответов приведен в файле:</w:t>
       </w:r>
     </w:p>
-    <w:bookmarkStart w:id="33" w:name="_MON_1834142891"/>
-    <w:bookmarkEnd w:id="33"/>
+    <w:bookmarkStart w:id="32" w:name="_MON_1834142891"/>
+    <w:bookmarkEnd w:id="32"/>
     <w:p>
       <w:pPr>
         <w:rPr>
@@ -13478,10 +13691,10 @@
             <v:path o:extrusionok="f" gradientshapeok="t" o:connecttype="rect"/>
             <o:lock v:ext="edit" aspectratio="t"/>
           </v:shapetype>
-          <v:shape id="_x0000_i1025" type="#_x0000_t75" style="width:76.7pt;height:49.55pt" o:ole="">
+          <v:shape id="_x0000_i1025" type="#_x0000_t75" style="width:76.5pt;height:49.5pt" o:ole="">
             <v:imagedata r:id="rId13" o:title=""/>
           </v:shape>
-          <o:OLEObject Type="Embed" ProgID="Word.Document.12" ShapeID="_x0000_i1025" DrawAspect="Icon" ObjectID="_1834566452" r:id="rId14">
+          <o:OLEObject Type="Embed" ProgID="Word.Document.12" ShapeID="_x0000_i1025" DrawAspect="Icon" ObjectID="_1834656160" r:id="rId14">
             <o:FieldCodes>\s</o:FieldCodes>
           </o:OLEObject>
         </w:object>
@@ -13497,7 +13710,7 @@
           <w:szCs w:val="28"/>
         </w:rPr>
       </w:pPr>
-      <w:bookmarkStart w:id="34" w:name="_Ref223528971"/>
+      <w:bookmarkStart w:id="33" w:name="_Ref223528971"/>
       <w:r>
         <w:br w:type="page"/>
       </w:r>
@@ -13517,13 +13730,13 @@
         <w:pStyle w:val="3"/>
         <w:spacing w:before="0"/>
       </w:pPr>
-      <w:bookmarkStart w:id="35" w:name="_Toc223953668"/>
+      <w:bookmarkStart w:id="34" w:name="_Toc223953668"/>
       <w:r>
         <w:lastRenderedPageBreak/>
         <w:t>Приложение B. Обзор вариантов использования</w:t>
       </w:r>
+      <w:bookmarkEnd w:id="33"/>
       <w:bookmarkEnd w:id="34"/>
-      <w:bookmarkEnd w:id="35"/>
     </w:p>
     <w:p>
       <w:pPr>
@@ -13532,7 +13745,7 @@
           <w:lang w:val="en-US"/>
         </w:rPr>
       </w:pPr>
-      <w:bookmarkStart w:id="36" w:name="_Ref223529121"/>
+      <w:bookmarkStart w:id="35" w:name="_Ref223529121"/>
       <w:r>
         <w:rPr>
           <w:noProof/>
@@ -13673,59 +13886,10 @@
         <w:r>
           <w:rPr>
             <w:rStyle w:val="aa"/>
+            <w:lang w:val="ru-RU"/>
           </w:rPr>
-          <w:t xml:space="preserve">WTW-platform/03_Диаграммы/01_Варианты_использования/WTW-platform_UseCase_v1.0.puml </w:t>
+          <w:t>Диаграмма вариантов использования</w:t>
         </w:r>
-        <w:proofErr w:type="spellStart"/>
-        <w:r>
-          <w:rPr>
-            <w:rStyle w:val="aa"/>
-          </w:rPr>
-          <w:t>at</w:t>
-        </w:r>
-        <w:proofErr w:type="spellEnd"/>
-        <w:r>
-          <w:rPr>
-            <w:rStyle w:val="aa"/>
-          </w:rPr>
-          <w:t xml:space="preserve"> </w:t>
-        </w:r>
-        <w:proofErr w:type="spellStart"/>
-        <w:r>
-          <w:rPr>
-            <w:rStyle w:val="aa"/>
-          </w:rPr>
-          <w:t>main</w:t>
-        </w:r>
-        <w:proofErr w:type="spellEnd"/>
-        <w:r>
-          <w:rPr>
-            <w:rStyle w:val="aa"/>
-          </w:rPr>
-          <w:t xml:space="preserve"> · </w:t>
-        </w:r>
-        <w:proofErr w:type="spellStart"/>
-        <w:r>
-          <w:rPr>
-            <w:rStyle w:val="aa"/>
-          </w:rPr>
-          <w:t>andlargesoda</w:t>
-        </w:r>
-        <w:proofErr w:type="spellEnd"/>
-        <w:r>
-          <w:rPr>
-            <w:rStyle w:val="aa"/>
-          </w:rPr>
-          <w:t>/WTW-</w:t>
-        </w:r>
-        <w:proofErr w:type="spellStart"/>
-        <w:r>
-          <w:rPr>
-            <w:rStyle w:val="aa"/>
-          </w:rPr>
-          <w:t>platform</w:t>
-        </w:r>
-        <w:proofErr w:type="spellEnd"/>
       </w:hyperlink>
     </w:p>
     <w:p>
@@ -13757,13 +13921,13 @@
         <w:pStyle w:val="3"/>
         <w:spacing w:before="0"/>
       </w:pPr>
-      <w:bookmarkStart w:id="37" w:name="_Toc223953669"/>
+      <w:bookmarkStart w:id="36" w:name="_Toc223953669"/>
       <w:r>
         <w:lastRenderedPageBreak/>
         <w:t>Приложение C. Сценарии использования</w:t>
       </w:r>
+      <w:bookmarkEnd w:id="35"/>
       <w:bookmarkEnd w:id="36"/>
-      <w:bookmarkEnd w:id="37"/>
     </w:p>
     <w:p>
       <w:pPr>
@@ -22579,14 +22743,14 @@
         <w:pStyle w:val="3"/>
         <w:spacing w:before="0"/>
       </w:pPr>
-      <w:bookmarkStart w:id="38" w:name="_Ref223776524"/>
-      <w:bookmarkStart w:id="39" w:name="_Toc223953670"/>
+      <w:bookmarkStart w:id="37" w:name="_Ref223776524"/>
+      <w:bookmarkStart w:id="38" w:name="_Toc223953670"/>
       <w:r>
         <w:lastRenderedPageBreak/>
         <w:t>Приложение D. Диаграмма классов</w:t>
       </w:r>
+      <w:bookmarkEnd w:id="37"/>
       <w:bookmarkEnd w:id="38"/>
-      <w:bookmarkEnd w:id="39"/>
     </w:p>
     <w:p>
       <w:pPr>
@@ -24907,6 +25071,9 @@
         </w:tc>
       </w:tr>
       <w:tr>
+        <w:trPr>
+          <w:trHeight w:val="70"/>
+        </w:trPr>
         <w:tc>
           <w:tcPr>
             <w:tcW w:w="2259" w:type="dxa"/>
@@ -25728,18 +25895,16 @@
                 <w:sz w:val="20"/>
                 <w:lang w:val="en-US"/>
               </w:rPr>
-              <w:t xml:space="preserve">PUBLIC, </w:t>
-            </w:r>
-            <w:proofErr w:type="spellStart"/>
-            <w:r>
-              <w:rPr>
-                <w:color w:val="000000" w:themeColor="text1"/>
-                <w:sz w:val="20"/>
-                <w:lang w:val="en-US"/>
-              </w:rPr>
-              <w:t>PrRIVATE</w:t>
-            </w:r>
-            <w:proofErr w:type="spellEnd"/>
+              <w:t>PUBLIC, P</w:t>
+            </w:r>
+            <w:r>
+              <w:rPr>
+                <w:color w:val="000000" w:themeColor="text1"/>
+                <w:sz w:val="20"/>
+                <w:lang w:val="en-US"/>
+              </w:rPr>
+              <w:t>RIVATE</w:t>
+            </w:r>
             <w:r>
               <w:rPr>
                 <w:color w:val="000000" w:themeColor="text1"/>
@@ -26927,23 +27092,7 @@
                 <w:sz w:val="20"/>
                 <w:lang w:val="ru-RU"/>
               </w:rPr>
-              <w:t>И</w:t>
-            </w:r>
-            <w:r>
-              <w:rPr>
-                <w:color w:val="000000" w:themeColor="text1"/>
-                <w:sz w:val="20"/>
-                <w:lang w:val="ru-RU"/>
-              </w:rPr>
-              <w:t>дентификатор фильма/сериала</w:t>
-            </w:r>
-            <w:r>
-              <w:rPr>
-                <w:color w:val="000000" w:themeColor="text1"/>
-                <w:sz w:val="20"/>
-                <w:lang w:val="ru-RU"/>
-              </w:rPr>
-              <w:t xml:space="preserve"> с каталога основного сайта</w:t>
+              <w:t>Идентификатор фильма/сериала с каталога основного сайта</w:t>
             </w:r>
           </w:p>
         </w:tc>
@@ -28028,15 +28177,7 @@
                 <w:sz w:val="20"/>
                 <w:lang w:val="ru-RU"/>
               </w:rPr>
-              <w:t xml:space="preserve"> (участник фильма</w:t>
-            </w:r>
-            <w:r>
-              <w:rPr>
-                <w:color w:val="000000" w:themeColor="text1"/>
-                <w:sz w:val="20"/>
-                <w:lang w:val="ru-RU"/>
-              </w:rPr>
-              <w:t>/сериала)</w:t>
+              <w:t xml:space="preserve"> (участник фильма/сериала)</w:t>
             </w:r>
           </w:p>
         </w:tc>
@@ -28157,7 +28298,7 @@
                 <w:sz w:val="20"/>
                 <w:lang w:val="ru-RU"/>
               </w:rPr>
-              <w:t>Уникальный идентификатор персоны</w:t>
+              <w:t>Уникальный идентификатор участника фильма/сериала</w:t>
             </w:r>
           </w:p>
         </w:tc>
@@ -28173,7 +28314,7 @@
               <w:rPr>
                 <w:color w:val="000000" w:themeColor="text1"/>
                 <w:sz w:val="20"/>
-                <w:lang w:val="en-US"/>
+                <w:lang w:val="ru-RU"/>
               </w:rPr>
             </w:pPr>
           </w:p>
@@ -28264,7 +28405,7 @@
                 <w:sz w:val="20"/>
                 <w:lang w:val="en-US"/>
               </w:rPr>
-              <w:t>GET /movies/search</w:t>
+              <w:t>GET /persons</w:t>
             </w:r>
           </w:p>
         </w:tc>
@@ -28286,7 +28427,15 @@
                 <w:sz w:val="20"/>
                 <w:lang w:val="ru-RU"/>
               </w:rPr>
-              <w:t>Имя персоны</w:t>
+              <w:t xml:space="preserve">Имя </w:t>
+            </w:r>
+            <w:r>
+              <w:rPr>
+                <w:color w:val="000000" w:themeColor="text1"/>
+                <w:sz w:val="20"/>
+                <w:lang w:val="ru-RU"/>
+              </w:rPr>
+              <w:t>участника фильма/сериала</w:t>
             </w:r>
           </w:p>
         </w:tc>
@@ -28413,9 +28562,33 @@
               <w:rPr>
                 <w:color w:val="000000" w:themeColor="text1"/>
                 <w:sz w:val="20"/>
-                <w:lang w:val="ru-RU"/>
-              </w:rPr>
-              <w:t>Фотография участника фильма/сериала</w:t>
+                <w:lang w:val="en-US"/>
+              </w:rPr>
+              <w:t>URL</w:t>
+            </w:r>
+            <w:r>
+              <w:rPr>
+                <w:color w:val="000000" w:themeColor="text1"/>
+                <w:sz w:val="20"/>
+                <w:lang w:val="ru-RU"/>
+              </w:rPr>
+              <w:t xml:space="preserve"> </w:t>
+            </w:r>
+            <w:r>
+              <w:rPr>
+                <w:color w:val="000000" w:themeColor="text1"/>
+                <w:sz w:val="20"/>
+                <w:lang w:val="ru-RU"/>
+              </w:rPr>
+              <w:t>фотографии</w:t>
+            </w:r>
+            <w:r>
+              <w:rPr>
+                <w:color w:val="000000" w:themeColor="text1"/>
+                <w:sz w:val="20"/>
+                <w:lang w:val="ru-RU"/>
+              </w:rPr>
+              <w:t xml:space="preserve"> участника фильма/сериала</w:t>
             </w:r>
           </w:p>
         </w:tc>
@@ -28564,7 +28737,23 @@
                 <w:sz w:val="20"/>
                 <w:lang w:val="ru-RU"/>
               </w:rPr>
-              <w:t>Уникальный идентификатор фильма/жанра-жанра</w:t>
+              <w:t>Уника</w:t>
+            </w:r>
+            <w:r>
+              <w:rPr>
+                <w:color w:val="000000" w:themeColor="text1"/>
+                <w:sz w:val="20"/>
+                <w:lang w:val="ru-RU"/>
+              </w:rPr>
+              <w:t>льный идентификатор фильма/сериала</w:t>
+            </w:r>
+            <w:r>
+              <w:rPr>
+                <w:color w:val="000000" w:themeColor="text1"/>
+                <w:sz w:val="20"/>
+                <w:lang w:val="ru-RU"/>
+              </w:rPr>
+              <w:t>-жанра</w:t>
             </w:r>
           </w:p>
         </w:tc>
@@ -28678,7 +28867,7 @@
                 <w:sz w:val="20"/>
                 <w:lang w:val="en-US"/>
               </w:rPr>
-              <w:t>GET /</w:t>
+              <w:t>GET /movies/{</w:t>
             </w:r>
             <w:proofErr w:type="spellStart"/>
             <w:r>
@@ -28687,7 +28876,15 @@
                 <w:sz w:val="20"/>
                 <w:lang w:val="en-US"/>
               </w:rPr>
-              <w:t>movies</w:t>
+              <w:t>moviesI</w:t>
+            </w:r>
+            <w:r>
+              <w:rPr>
+                <w:color w:val="000000" w:themeColor="text1"/>
+                <w:sz w:val="20"/>
+                <w:lang w:val="en-US"/>
+              </w:rPr>
+              <w:t>d</w:t>
             </w:r>
             <w:proofErr w:type="spellEnd"/>
             <w:r>
@@ -28696,36 +28893,8 @@
                 <w:sz w:val="20"/>
                 <w:lang w:val="en-US"/>
               </w:rPr>
-              <w:t>/{</w:t>
-            </w:r>
-            <w:proofErr w:type="spellStart"/>
-            <w:r>
-              <w:rPr>
-                <w:color w:val="000000" w:themeColor="text1"/>
-                <w:sz w:val="20"/>
-                <w:lang w:val="en-US"/>
-              </w:rPr>
-              <w:t>id</w:t>
-            </w:r>
-            <w:proofErr w:type="spellEnd"/>
-            <w:r>
-              <w:rPr>
-                <w:color w:val="000000" w:themeColor="text1"/>
-                <w:sz w:val="20"/>
-                <w:lang w:val="en-US"/>
-              </w:rPr>
-              <w:t>}/</w:t>
-            </w:r>
-            <w:proofErr w:type="spellStart"/>
-            <w:r>
-              <w:rPr>
-                <w:color w:val="000000" w:themeColor="text1"/>
-                <w:sz w:val="20"/>
-                <w:lang w:val="en-US"/>
-              </w:rPr>
-              <w:t>genres</w:t>
-            </w:r>
-            <w:proofErr w:type="spellEnd"/>
+              <w:t>}/genres</w:t>
+            </w:r>
           </w:p>
         </w:tc>
         <w:tc>
@@ -28855,7 +29024,33 @@
                 <w:sz w:val="20"/>
                 <w:lang w:val="en-US"/>
               </w:rPr>
-              <w:t>GET /genres/{id}/movies</w:t>
+              <w:t>GET /genres/{</w:t>
+            </w:r>
+            <w:proofErr w:type="spellStart"/>
+            <w:r>
+              <w:rPr>
+                <w:color w:val="000000" w:themeColor="text1"/>
+                <w:sz w:val="20"/>
+                <w:lang w:val="en-US"/>
+              </w:rPr>
+              <w:t>genresI</w:t>
+            </w:r>
+            <w:r>
+              <w:rPr>
+                <w:color w:val="000000" w:themeColor="text1"/>
+                <w:sz w:val="20"/>
+                <w:lang w:val="en-US"/>
+              </w:rPr>
+              <w:t>d</w:t>
+            </w:r>
+            <w:proofErr w:type="spellEnd"/>
+            <w:r>
+              <w:rPr>
+                <w:color w:val="000000" w:themeColor="text1"/>
+                <w:sz w:val="20"/>
+                <w:lang w:val="en-US"/>
+              </w:rPr>
+              <w:t>}/movies</w:t>
             </w:r>
           </w:p>
         </w:tc>
@@ -29115,13 +29310,20 @@
             <w:tcW w:w="2629" w:type="dxa"/>
           </w:tcPr>
           <w:p>
-            <w:r>
-              <w:rPr>
-                <w:color w:val="000000" w:themeColor="text1"/>
-                <w:sz w:val="20"/>
-                <w:lang w:val="en-US"/>
-              </w:rPr>
-              <w:t>GET /</w:t>
+            <w:pPr>
+              <w:rPr>
+                <w:color w:val="000000" w:themeColor="text1"/>
+                <w:sz w:val="20"/>
+                <w:lang w:val="en-US"/>
+              </w:rPr>
+            </w:pPr>
+            <w:r>
+              <w:rPr>
+                <w:color w:val="000000" w:themeColor="text1"/>
+                <w:sz w:val="20"/>
+                <w:lang w:val="en-US"/>
+              </w:rPr>
+              <w:t>GET /movies/{</w:t>
             </w:r>
             <w:proofErr w:type="spellStart"/>
             <w:r>
@@ -29130,7 +29332,15 @@
                 <w:sz w:val="20"/>
                 <w:lang w:val="en-US"/>
               </w:rPr>
-              <w:t>movies</w:t>
+              <w:t>moviesI</w:t>
+            </w:r>
+            <w:r>
+              <w:rPr>
+                <w:color w:val="000000" w:themeColor="text1"/>
+                <w:sz w:val="20"/>
+                <w:lang w:val="en-US"/>
+              </w:rPr>
+              <w:t>d</w:t>
             </w:r>
             <w:proofErr w:type="spellEnd"/>
             <w:r>
@@ -29139,36 +29349,18 @@
                 <w:sz w:val="20"/>
                 <w:lang w:val="en-US"/>
               </w:rPr>
-              <w:t>/{</w:t>
-            </w:r>
-            <w:proofErr w:type="spellStart"/>
-            <w:r>
-              <w:rPr>
-                <w:color w:val="000000" w:themeColor="text1"/>
-                <w:sz w:val="20"/>
-                <w:lang w:val="en-US"/>
-              </w:rPr>
-              <w:t>id</w:t>
-            </w:r>
-            <w:proofErr w:type="spellEnd"/>
-            <w:r>
-              <w:rPr>
-                <w:color w:val="000000" w:themeColor="text1"/>
-                <w:sz w:val="20"/>
-                <w:lang w:val="en-US"/>
-              </w:rPr>
-              <w:t>}/</w:t>
-            </w:r>
-            <w:proofErr w:type="spellStart"/>
-            <w:r>
-              <w:rPr>
-                <w:color w:val="000000" w:themeColor="text1"/>
-                <w:sz w:val="20"/>
-                <w:lang w:val="en-US"/>
-              </w:rPr>
-              <w:t>persons</w:t>
-            </w:r>
-            <w:proofErr w:type="spellEnd"/>
+              <w:t>}</w:t>
+            </w:r>
+          </w:p>
+          <w:p>
+            <w:r>
+              <w:rPr>
+                <w:color w:val="000000" w:themeColor="text1"/>
+                <w:sz w:val="20"/>
+                <w:lang w:val="en-US"/>
+              </w:rPr>
+              <w:t>/persons</w:t>
+            </w:r>
           </w:p>
         </w:tc>
         <w:tc>
@@ -29285,13 +29477,56 @@
             <w:tcW w:w="2629" w:type="dxa"/>
           </w:tcPr>
           <w:p>
-            <w:r>
-              <w:rPr>
-                <w:color w:val="000000" w:themeColor="text1"/>
-                <w:sz w:val="20"/>
-                <w:lang w:val="en-US"/>
-              </w:rPr>
-              <w:t>GET /persons/{id}/movies</w:t>
+            <w:pPr>
+              <w:rPr>
+                <w:color w:val="000000" w:themeColor="text1"/>
+                <w:sz w:val="20"/>
+                <w:lang w:val="en-US"/>
+              </w:rPr>
+            </w:pPr>
+            <w:r>
+              <w:rPr>
+                <w:color w:val="000000" w:themeColor="text1"/>
+                <w:sz w:val="20"/>
+                <w:lang w:val="en-US"/>
+              </w:rPr>
+              <w:t xml:space="preserve">GET </w:t>
+            </w:r>
+            <w:r>
+              <w:rPr>
+                <w:color w:val="000000" w:themeColor="text1"/>
+                <w:sz w:val="20"/>
+                <w:lang w:val="en-US"/>
+              </w:rPr>
+              <w:t>/persons/{</w:t>
+            </w:r>
+            <w:proofErr w:type="spellStart"/>
+            <w:r>
+              <w:rPr>
+                <w:color w:val="000000" w:themeColor="text1"/>
+                <w:sz w:val="20"/>
+                <w:lang w:val="en-US"/>
+              </w:rPr>
+              <w:t>personId</w:t>
+            </w:r>
+            <w:proofErr w:type="spellEnd"/>
+            <w:r>
+              <w:rPr>
+                <w:color w:val="000000" w:themeColor="text1"/>
+                <w:sz w:val="20"/>
+                <w:lang w:val="en-US"/>
+              </w:rPr>
+              <w:t>}/</w:t>
+            </w:r>
+          </w:p>
+          <w:p>
+            <w:r>
+              <w:rPr>
+                <w:color w:val="000000" w:themeColor="text1"/>
+                <w:sz w:val="20"/>
+                <w:lang w:val="en-US"/>
+              </w:rPr>
+              <w:t>movies</w:t>
             </w:r>
           </w:p>
         </w:tc>
@@ -29518,7 +29753,50 @@
                 <w:sz w:val="20"/>
                 <w:lang w:val="en-US"/>
               </w:rPr>
-              <w:t>GET /movies/{id}/persons</w:t>
+              <w:t>GET /movies/{</w:t>
+            </w:r>
+            <w:proofErr w:type="spellStart"/>
+            <w:r>
+              <w:rPr>
+                <w:color w:val="000000" w:themeColor="text1"/>
+                <w:sz w:val="20"/>
+                <w:lang w:val="en-US"/>
+              </w:rPr>
+              <w:t>moviesI</w:t>
+            </w:r>
+            <w:r>
+              <w:rPr>
+                <w:color w:val="000000" w:themeColor="text1"/>
+                <w:sz w:val="20"/>
+                <w:lang w:val="en-US"/>
+              </w:rPr>
+              <w:t>d</w:t>
+            </w:r>
+            <w:proofErr w:type="spellEnd"/>
+            <w:r>
+              <w:rPr>
+                <w:color w:val="000000" w:themeColor="text1"/>
+                <w:sz w:val="20"/>
+                <w:lang w:val="en-US"/>
+              </w:rPr>
+              <w:t>}/</w:t>
+            </w:r>
+          </w:p>
+          <w:p>
+            <w:pPr>
+              <w:rPr>
+                <w:color w:val="000000" w:themeColor="text1"/>
+                <w:sz w:val="20"/>
+                <w:lang w:val="en-US"/>
+              </w:rPr>
+            </w:pPr>
+            <w:r>
+              <w:rPr>
+                <w:color w:val="000000" w:themeColor="text1"/>
+                <w:sz w:val="20"/>
+                <w:lang w:val="en-US"/>
+              </w:rPr>
+              <w:t>persons</w:t>
             </w:r>
           </w:p>
         </w:tc>
@@ -29575,6 +29853,14 @@
               </w:rPr>
               <w:t>ating</w:t>
             </w:r>
+            <w:r>
+              <w:rPr>
+                <w:color w:val="000000" w:themeColor="text1"/>
+                <w:sz w:val="20"/>
+                <w:lang w:val="ru-RU"/>
+              </w:rPr>
+              <w:t xml:space="preserve"> (Рейтинг)</w:t>
+            </w:r>
           </w:p>
         </w:tc>
         <w:tc>
@@ -32784,15 +33070,7 @@
                 <w:sz w:val="20"/>
                 <w:lang w:val="en-US"/>
               </w:rPr>
-              <w:t>DELETE</w:t>
-            </w:r>
-            <w:r>
-              <w:rPr>
-                <w:color w:val="000000" w:themeColor="text1"/>
-                <w:sz w:val="20"/>
-                <w:lang w:val="en-US"/>
-              </w:rPr>
-              <w:t xml:space="preserve"> /notes/{</w:t>
+              <w:t>DELETE /notes/{</w:t>
             </w:r>
             <w:proofErr w:type="spellStart"/>
             <w:r>
@@ -34542,6 +34820,14 @@
                 <w:lang w:val="ru-RU"/>
               </w:rPr>
             </w:pPr>
+            <w:r>
+              <w:rPr>
+                <w:color w:val="000000" w:themeColor="text1"/>
+                <w:sz w:val="20"/>
+                <w:lang w:val="ru-RU"/>
+              </w:rPr>
+              <w:t>Причина действия администратора</w:t>
+            </w:r>
           </w:p>
         </w:tc>
       </w:tr>
@@ -34672,6 +34958,7 @@
                 <w:lang w:val="ru-RU"/>
               </w:rPr>
             </w:pPr>
+            <w:bookmarkStart w:id="39" w:name="_GoBack"/>
             <w:r>
               <w:rPr>
                 <w:color w:val="000000" w:themeColor="text1"/>
@@ -34680,6 +34967,7 @@
               </w:rPr>
               <w:t>Дата действия администратора</w:t>
             </w:r>
+            <w:bookmarkEnd w:id="39"/>
           </w:p>
         </w:tc>
       </w:tr>
@@ -34764,7 +35052,7 @@
         <w:rPr>
           <w:i w:val="0"/>
           <w:color w:val="000000" w:themeColor="text1"/>
-          <w:sz w:val="20"/>
+          <w:sz w:val="24"/>
           <w:lang w:val="ru-RU"/>
         </w:rPr>
       </w:pPr>
@@ -34772,7 +35060,7 @@
         <w:rPr>
           <w:i w:val="0"/>
           <w:color w:val="000000" w:themeColor="text1"/>
-          <w:sz w:val="20"/>
+          <w:sz w:val="24"/>
         </w:rPr>
         <w:t xml:space="preserve">Рисунок </w:t>
       </w:r>
@@ -34780,7 +35068,7 @@
         <w:rPr>
           <w:i w:val="0"/>
           <w:color w:val="000000" w:themeColor="text1"/>
-          <w:sz w:val="20"/>
+          <w:sz w:val="24"/>
         </w:rPr>
         <w:fldChar w:fldCharType="begin"/>
       </w:r>
@@ -34788,7 +35076,7 @@
         <w:rPr>
           <w:i w:val="0"/>
           <w:color w:val="000000" w:themeColor="text1"/>
-          <w:sz w:val="20"/>
+          <w:sz w:val="24"/>
         </w:rPr>
         <w:instrText xml:space="preserve"> SEQ Рисунок \* ARABIC </w:instrText>
       </w:r>
@@ -34796,7 +35084,7 @@
         <w:rPr>
           <w:i w:val="0"/>
           <w:color w:val="000000" w:themeColor="text1"/>
-          <w:sz w:val="20"/>
+          <w:sz w:val="24"/>
         </w:rPr>
         <w:fldChar w:fldCharType="separate"/>
       </w:r>
@@ -34805,7 +35093,7 @@
           <w:i w:val="0"/>
           <w:noProof/>
           <w:color w:val="000000" w:themeColor="text1"/>
-          <w:sz w:val="20"/>
+          <w:sz w:val="24"/>
         </w:rPr>
         <w:t>2</w:t>
       </w:r>
@@ -34813,7 +35101,7 @@
         <w:rPr>
           <w:i w:val="0"/>
           <w:color w:val="000000" w:themeColor="text1"/>
-          <w:sz w:val="20"/>
+          <w:sz w:val="24"/>
         </w:rPr>
         <w:fldChar w:fldCharType="end"/>
       </w:r>
@@ -34821,7 +35109,7 @@
         <w:rPr>
           <w:i w:val="0"/>
           <w:color w:val="000000" w:themeColor="text1"/>
-          <w:sz w:val="20"/>
+          <w:sz w:val="24"/>
           <w:lang w:val="ru-RU"/>
         </w:rPr>
         <w:t>-Диаграмма классов</w:t>
@@ -34839,13 +35127,21 @@
         </w:rPr>
         <w:t>Ссылка:</w:t>
       </w:r>
-    </w:p>
-    <w:p>
-      <w:pPr>
+      <w:r>
         <w:rPr>
-          <w:lang w:val="en-US"/>
+          <w:lang w:val="ru-RU"/>
         </w:rPr>
-      </w:pPr>
+        <w:t xml:space="preserve"> </w:t>
+      </w:r>
+      <w:hyperlink r:id="rId18" w:history="1">
+        <w:r>
+          <w:rPr>
+            <w:rStyle w:val="aa"/>
+            <w:lang w:val="ru-RU"/>
+          </w:rPr>
+          <w:t>Диаграмма классов</w:t>
+        </w:r>
+      </w:hyperlink>
     </w:p>
     <w:p>
       <w:pPr>
@@ -34856,10 +35152,7 @@
       <w:bookmarkStart w:id="41" w:name="_Ref223953701"/>
       <w:r>
         <w:lastRenderedPageBreak/>
-        <w:t>Приложение</w:t>
-      </w:r>
-      <w:r>
-        <w:t xml:space="preserve"> </w:t>
+        <w:t xml:space="preserve">Приложение </w:t>
       </w:r>
       <w:r>
         <w:rPr>
@@ -34929,7 +35222,7 @@
                     </pic:cNvPicPr>
                   </pic:nvPicPr>
                   <pic:blipFill>
-                    <a:blip r:embed="rId18">
+                    <a:blip r:embed="rId19">
                       <a:extLst>
                         <a:ext uri="{28A0092B-C50C-407E-A947-70E740481C1C}">
                           <a14:useLocalDpi xmlns:a14="http://schemas.microsoft.com/office/drawing/2010/main" val="0"/>
@@ -34968,7 +35261,7 @@
         <w:rPr>
           <w:i w:val="0"/>
           <w:color w:val="000000" w:themeColor="text1"/>
-          <w:sz w:val="20"/>
+          <w:sz w:val="24"/>
           <w:lang w:val="ru-RU"/>
         </w:rPr>
       </w:pPr>
@@ -34976,7 +35269,7 @@
         <w:rPr>
           <w:i w:val="0"/>
           <w:color w:val="000000" w:themeColor="text1"/>
-          <w:sz w:val="20"/>
+          <w:sz w:val="24"/>
         </w:rPr>
         <w:t xml:space="preserve">Рисунок </w:t>
       </w:r>
@@ -34984,7 +35277,7 @@
         <w:rPr>
           <w:i w:val="0"/>
           <w:color w:val="000000" w:themeColor="text1"/>
-          <w:sz w:val="20"/>
+          <w:sz w:val="24"/>
         </w:rPr>
         <w:fldChar w:fldCharType="begin"/>
       </w:r>
@@ -34992,7 +35285,7 @@
         <w:rPr>
           <w:i w:val="0"/>
           <w:color w:val="000000" w:themeColor="text1"/>
-          <w:sz w:val="20"/>
+          <w:sz w:val="24"/>
         </w:rPr>
         <w:instrText xml:space="preserve"> SEQ Рисунок \* ARABIC </w:instrText>
       </w:r>
@@ -35000,7 +35293,7 @@
         <w:rPr>
           <w:i w:val="0"/>
           <w:color w:val="000000" w:themeColor="text1"/>
-          <w:sz w:val="20"/>
+          <w:sz w:val="24"/>
         </w:rPr>
         <w:fldChar w:fldCharType="separate"/>
       </w:r>
@@ -35009,7 +35302,7 @@
           <w:i w:val="0"/>
           <w:noProof/>
           <w:color w:val="000000" w:themeColor="text1"/>
-          <w:sz w:val="20"/>
+          <w:sz w:val="24"/>
         </w:rPr>
         <w:t>3</w:t>
       </w:r>
@@ -35017,7 +35310,7 @@
         <w:rPr>
           <w:i w:val="0"/>
           <w:color w:val="000000" w:themeColor="text1"/>
-          <w:sz w:val="20"/>
+          <w:sz w:val="24"/>
         </w:rPr>
         <w:fldChar w:fldCharType="end"/>
       </w:r>
@@ -35025,7 +35318,7 @@
         <w:rPr>
           <w:i w:val="0"/>
           <w:color w:val="000000" w:themeColor="text1"/>
-          <w:sz w:val="20"/>
+          <w:sz w:val="24"/>
           <w:lang w:val="ru-RU"/>
         </w:rPr>
         <w:t>-</w:t>
@@ -35034,7 +35327,7 @@
         <w:rPr>
           <w:i w:val="0"/>
           <w:color w:val="000000" w:themeColor="text1"/>
-          <w:sz w:val="20"/>
+          <w:sz w:val="24"/>
           <w:lang w:val="en-US"/>
         </w:rPr>
         <w:t>ER</w:t>
@@ -35043,19 +35336,10 @@
         <w:rPr>
           <w:i w:val="0"/>
           <w:color w:val="000000" w:themeColor="text1"/>
-          <w:sz w:val="20"/>
+          <w:sz w:val="24"/>
           <w:lang w:val="ru-RU"/>
         </w:rPr>
-        <w:t>-</w:t>
-      </w:r>
-      <w:r>
-        <w:rPr>
-          <w:i w:val="0"/>
-          <w:color w:val="000000" w:themeColor="text1"/>
-          <w:sz w:val="20"/>
-          <w:lang w:val="ru-RU"/>
-        </w:rPr>
-        <w:t>диаграмма</w:t>
+        <w:t>-диаграмма</w:t>
       </w:r>
     </w:p>
     <w:p>
@@ -35070,6 +35354,22 @@
         </w:rPr>
         <w:t xml:space="preserve">Ссылка: </w:t>
       </w:r>
+      <w:hyperlink r:id="rId20" w:history="1">
+        <w:r>
+          <w:rPr>
+            <w:rStyle w:val="aa"/>
+            <w:lang w:val="en-US"/>
+          </w:rPr>
+          <w:t>ER</w:t>
+        </w:r>
+        <w:r>
+          <w:rPr>
+            <w:rStyle w:val="aa"/>
+            <w:lang w:val="ru-RU"/>
+          </w:rPr>
+          <w:t>-диаграмма</w:t>
+        </w:r>
+      </w:hyperlink>
     </w:p>
     <w:p>
       <w:pPr>
@@ -35106,6 +35406,7 @@
         <w:spacing w:before="0"/>
       </w:pPr>
       <w:bookmarkStart w:id="42" w:name="_Toc223953672"/>
+      <w:bookmarkStart w:id="43" w:name="_Ref224024690"/>
       <w:r>
         <w:lastRenderedPageBreak/>
         <w:t xml:space="preserve">Приложение </w:t>
@@ -35120,6 +35421,7 @@
         <w:t>. Описание программного интерфейса</w:t>
       </w:r>
       <w:bookmarkEnd w:id="42"/>
+      <w:bookmarkEnd w:id="43"/>
     </w:p>
     <w:p>
       <w:pPr>
@@ -35240,7 +35542,7 @@
             <w:noProof/>
             <w:lang w:val="ru-RU"/>
           </w:rPr>
-          <w:t>5</w:t>
+          <w:t>32</w:t>
         </w:r>
         <w:r>
           <w:fldChar w:fldCharType="end"/>
@@ -41028,7 +41330,7 @@
 </file>
 
 <file path=customXml/itemProps2.xml><?xml version="1.0" encoding="utf-8"?>
-<ds:datastoreItem xmlns:ds="http://schemas.openxmlformats.org/officeDocument/2006/customXml" ds:itemID="{2A71A070-9BA7-4B31-AE82-3F739BBF5936}">
+<ds:datastoreItem xmlns:ds="http://schemas.openxmlformats.org/officeDocument/2006/customXml" ds:itemID="{829252B7-F1FB-48A8-9AD2-0F37BA7B10D6}">
   <ds:schemaRefs>
     <ds:schemaRef ds:uri="http://schemas.openxmlformats.org/officeDocument/2006/bibliography"/>
   </ds:schemaRefs>

--- a/05_Спецификация/WTW-platform-SRS_v1.2.docx
+++ b/05_Спецификация/WTW-platform-SRS_v1.2.docx
@@ -2231,25 +2231,7 @@
                 <w:sz w:val="20"/>
                 <w:szCs w:val="20"/>
               </w:rPr>
-              <w:t>. Описание программного инте</w:t>
-            </w:r>
-            <w:r>
-              <w:rPr>
-                <w:rStyle w:val="aa"/>
-                <w:noProof/>
-                <w:sz w:val="20"/>
-                <w:szCs w:val="20"/>
-              </w:rPr>
-              <w:t>р</w:t>
-            </w:r>
-            <w:r>
-              <w:rPr>
-                <w:rStyle w:val="aa"/>
-                <w:noProof/>
-                <w:sz w:val="20"/>
-                <w:szCs w:val="20"/>
-              </w:rPr>
-              <w:t>фейса</w:t>
+              <w:t>. Описание программного интерфейса</w:t>
             </w:r>
             <w:r>
               <w:rPr>
@@ -3485,6 +3467,8 @@
               </w:rPr>
               <w:t>09</w:t>
             </w:r>
+            <w:bookmarkStart w:id="1" w:name="_GoBack"/>
+            <w:bookmarkEnd w:id="1"/>
             <w:r>
               <w:rPr>
                 <w:lang w:val="ru-RU"/>
@@ -3629,7 +3613,10 @@
               <w:fldChar w:fldCharType="separate"/>
             </w:r>
             <w:r>
-              <w:t xml:space="preserve">Приложение </w:t>
+              <w:t>Приложение</w:t>
+            </w:r>
+            <w:r>
+              <w:t xml:space="preserve"> </w:t>
             </w:r>
             <w:r>
               <w:rPr>
@@ -3663,195 +3650,6 @@
               <w:t>иаграмма</w:t>
             </w:r>
             <w:proofErr w:type="spellEnd"/>
-            <w:r>
-              <w:rPr>
-                <w:lang w:val="ru-RU"/>
-              </w:rPr>
-              <w:fldChar w:fldCharType="end"/>
-            </w:r>
-            <w:r>
-              <w:rPr>
-                <w:lang w:val="ru-RU"/>
-              </w:rPr>
-              <w:t>)</w:t>
-            </w:r>
-          </w:p>
-        </w:tc>
-      </w:tr>
-      <w:tr>
-        <w:tc>
-          <w:tcPr>
-            <w:tcW w:w="2445" w:type="dxa"/>
-            <w:shd w:val="clear" w:color="auto" w:fill="auto"/>
-            <w:tcMar>
-              <w:top w:w="100" w:type="dxa"/>
-              <w:left w:w="100" w:type="dxa"/>
-              <w:bottom w:w="100" w:type="dxa"/>
-              <w:right w:w="100" w:type="dxa"/>
-            </w:tcMar>
-          </w:tcPr>
-          <w:p>
-            <w:pPr>
-              <w:spacing w:line="240" w:lineRule="auto"/>
-              <w:rPr>
-                <w:lang w:val="ru-RU"/>
-              </w:rPr>
-            </w:pPr>
-            <w:r>
-              <w:rPr>
-                <w:lang w:val="ru-RU"/>
-              </w:rPr>
-              <w:t>Белых И.А.</w:t>
-            </w:r>
-          </w:p>
-        </w:tc>
-        <w:tc>
-          <w:tcPr>
-            <w:tcW w:w="1860" w:type="dxa"/>
-            <w:shd w:val="clear" w:color="auto" w:fill="auto"/>
-            <w:tcMar>
-              <w:top w:w="100" w:type="dxa"/>
-              <w:left w:w="100" w:type="dxa"/>
-              <w:bottom w:w="100" w:type="dxa"/>
-              <w:right w:w="100" w:type="dxa"/>
-            </w:tcMar>
-          </w:tcPr>
-          <w:p>
-            <w:pPr>
-              <w:spacing w:line="240" w:lineRule="auto"/>
-              <w:rPr>
-                <w:lang w:val="ru-RU"/>
-              </w:rPr>
-            </w:pPr>
-            <w:r>
-              <w:rPr>
-                <w:lang w:val="ru-RU"/>
-              </w:rPr>
-              <w:t>1.3</w:t>
-            </w:r>
-          </w:p>
-        </w:tc>
-        <w:tc>
-          <w:tcPr>
-            <w:tcW w:w="1665" w:type="dxa"/>
-            <w:shd w:val="clear" w:color="auto" w:fill="auto"/>
-            <w:tcMar>
-              <w:top w:w="100" w:type="dxa"/>
-              <w:left w:w="100" w:type="dxa"/>
-              <w:bottom w:w="100" w:type="dxa"/>
-              <w:right w:w="100" w:type="dxa"/>
-            </w:tcMar>
-          </w:tcPr>
-          <w:p>
-            <w:pPr>
-              <w:spacing w:line="240" w:lineRule="auto"/>
-              <w:rPr>
-                <w:lang w:val="ru-RU"/>
-              </w:rPr>
-            </w:pPr>
-            <w:r>
-              <w:rPr>
-                <w:lang w:val="ru-RU"/>
-              </w:rPr>
-              <w:t>10.03.2026</w:t>
-            </w:r>
-          </w:p>
-        </w:tc>
-        <w:tc>
-          <w:tcPr>
-            <w:tcW w:w="3060" w:type="dxa"/>
-            <w:shd w:val="clear" w:color="auto" w:fill="auto"/>
-            <w:tcMar>
-              <w:top w:w="100" w:type="dxa"/>
-              <w:left w:w="100" w:type="dxa"/>
-              <w:bottom w:w="100" w:type="dxa"/>
-              <w:right w:w="100" w:type="dxa"/>
-            </w:tcMar>
-          </w:tcPr>
-          <w:p>
-            <w:pPr>
-              <w:pStyle w:val="ab"/>
-              <w:numPr>
-                <w:ilvl w:val="0"/>
-                <w:numId w:val="36"/>
-              </w:numPr>
-              <w:spacing w:line="240" w:lineRule="auto"/>
-              <w:ind w:left="0" w:firstLine="0"/>
-              <w:rPr>
-                <w:lang w:val="ru-RU"/>
-              </w:rPr>
-            </w:pPr>
-            <w:r>
-              <w:rPr>
-                <w:lang w:val="ru-RU"/>
-              </w:rPr>
-              <w:t xml:space="preserve">Добавлена спецификация </w:t>
-            </w:r>
-            <w:r>
-              <w:rPr>
-                <w:lang w:val="en-US"/>
-              </w:rPr>
-              <w:t>Open</w:t>
-            </w:r>
-            <w:r>
-              <w:rPr>
-                <w:lang w:val="ru-RU"/>
-              </w:rPr>
-              <w:t xml:space="preserve"> </w:t>
-            </w:r>
-            <w:r>
-              <w:rPr>
-                <w:lang w:val="en-US"/>
-              </w:rPr>
-              <w:t>API</w:t>
-            </w:r>
-            <w:r>
-              <w:rPr>
-                <w:lang w:val="ru-RU"/>
-              </w:rPr>
-              <w:t xml:space="preserve"> (</w:t>
-            </w:r>
-            <w:r>
-              <w:rPr>
-                <w:lang w:val="ru-RU"/>
-              </w:rPr>
-              <w:t xml:space="preserve">см. </w:t>
-            </w:r>
-            <w:r>
-              <w:rPr>
-                <w:lang w:val="ru-RU"/>
-              </w:rPr>
-              <w:fldChar w:fldCharType="begin"/>
-            </w:r>
-            <w:r>
-              <w:rPr>
-                <w:lang w:val="ru-RU"/>
-              </w:rPr>
-              <w:instrText xml:space="preserve"> REF _Ref224024690 \h </w:instrText>
-            </w:r>
-            <w:r>
-              <w:rPr>
-                <w:lang w:val="ru-RU"/>
-              </w:rPr>
-            </w:r>
-            <w:r>
-              <w:rPr>
-                <w:lang w:val="ru-RU"/>
-              </w:rPr>
-              <w:fldChar w:fldCharType="separate"/>
-            </w:r>
-            <w:r>
-              <w:t xml:space="preserve">Приложение </w:t>
-            </w:r>
-            <w:r>
-              <w:rPr>
-                <w:lang w:val="en-US"/>
-              </w:rPr>
-              <w:t>F</w:t>
-            </w:r>
-            <w:r>
-              <w:t>. Описание программного интерфейса</w:t>
-            </w:r>
             <w:r>
               <w:rPr>
                 <w:lang w:val="ru-RU"/>
@@ -3871,12 +3669,9 @@
     <w:p>
       <w:pPr>
         <w:pStyle w:val="2"/>
-        <w:rPr>
-          <w:lang w:val="en-US"/>
-        </w:rPr>
-      </w:pPr>
-      <w:bookmarkStart w:id="1" w:name="_heading=h.473i7gponsrw" w:colFirst="0" w:colLast="0"/>
-      <w:bookmarkEnd w:id="1"/>
+      </w:pPr>
+      <w:bookmarkStart w:id="2" w:name="_heading=h.473i7gponsrw" w:colFirst="0" w:colLast="0"/>
+      <w:bookmarkEnd w:id="2"/>
       <w:r>
         <w:br w:type="page"/>
       </w:r>
@@ -3886,26 +3681,26 @@
         <w:pStyle w:val="2"/>
         <w:spacing w:before="0"/>
       </w:pPr>
-      <w:bookmarkStart w:id="2" w:name="_Ref223535072"/>
-      <w:bookmarkStart w:id="3" w:name="_Ref223541291"/>
-      <w:bookmarkStart w:id="4" w:name="_Toc223953652"/>
+      <w:bookmarkStart w:id="3" w:name="_Ref223535072"/>
+      <w:bookmarkStart w:id="4" w:name="_Ref223541291"/>
+      <w:bookmarkStart w:id="5" w:name="_Toc223953652"/>
       <w:r>
         <w:lastRenderedPageBreak/>
         <w:t>1. Введение</w:t>
       </w:r>
-      <w:bookmarkEnd w:id="2"/>
       <w:bookmarkEnd w:id="3"/>
       <w:bookmarkEnd w:id="4"/>
+      <w:bookmarkEnd w:id="5"/>
     </w:p>
     <w:p>
       <w:pPr>
         <w:pStyle w:val="3"/>
       </w:pPr>
-      <w:bookmarkStart w:id="5" w:name="_Toc223953653"/>
+      <w:bookmarkStart w:id="6" w:name="_Toc223953653"/>
       <w:r>
         <w:t>1.1. Назначение</w:t>
       </w:r>
-      <w:bookmarkEnd w:id="5"/>
+      <w:bookmarkEnd w:id="6"/>
     </w:p>
     <w:p>
       <w:pPr>
@@ -4019,11 +3814,11 @@
       <w:pPr>
         <w:pStyle w:val="3"/>
       </w:pPr>
-      <w:bookmarkStart w:id="6" w:name="_Toc223953654"/>
+      <w:bookmarkStart w:id="7" w:name="_Toc223953654"/>
       <w:r>
         <w:t>1.2. Область применения</w:t>
       </w:r>
-      <w:bookmarkEnd w:id="6"/>
+      <w:bookmarkEnd w:id="7"/>
     </w:p>
     <w:p>
       <w:pPr>
@@ -4090,11 +3885,11 @@
       <w:pPr>
         <w:pStyle w:val="3"/>
       </w:pPr>
-      <w:bookmarkStart w:id="7" w:name="_Toc223953655"/>
+      <w:bookmarkStart w:id="8" w:name="_Toc223953655"/>
       <w:r>
         <w:t>1.3. Определения, акронимы и сокращения</w:t>
       </w:r>
-      <w:bookmarkEnd w:id="7"/>
+      <w:bookmarkEnd w:id="8"/>
     </w:p>
     <w:p>
       <w:pPr>
@@ -4478,12 +4273,12 @@
       <w:pPr>
         <w:pStyle w:val="3"/>
       </w:pPr>
-      <w:bookmarkStart w:id="8" w:name="_Toc223953656"/>
+      <w:bookmarkStart w:id="9" w:name="_Toc223953656"/>
       <w:r>
         <w:lastRenderedPageBreak/>
         <w:t>1.4. Ссылки</w:t>
       </w:r>
-      <w:bookmarkEnd w:id="8"/>
+      <w:bookmarkEnd w:id="9"/>
     </w:p>
     <w:p>
       <w:pPr>
@@ -4598,26 +4393,26 @@
         <w:pStyle w:val="2"/>
         <w:spacing w:before="0"/>
       </w:pPr>
-      <w:bookmarkStart w:id="9" w:name="_Ref223535074"/>
-      <w:bookmarkStart w:id="10" w:name="_Ref223541293"/>
-      <w:bookmarkStart w:id="11" w:name="_Toc223953657"/>
+      <w:bookmarkStart w:id="10" w:name="_Ref223535074"/>
+      <w:bookmarkStart w:id="11" w:name="_Ref223541293"/>
+      <w:bookmarkStart w:id="12" w:name="_Toc223953657"/>
       <w:r>
         <w:lastRenderedPageBreak/>
         <w:t>2. Общее описание</w:t>
       </w:r>
-      <w:bookmarkEnd w:id="9"/>
       <w:bookmarkEnd w:id="10"/>
       <w:bookmarkEnd w:id="11"/>
+      <w:bookmarkEnd w:id="12"/>
     </w:p>
     <w:p>
       <w:pPr>
         <w:pStyle w:val="3"/>
       </w:pPr>
-      <w:bookmarkStart w:id="12" w:name="_Toc223953658"/>
+      <w:bookmarkStart w:id="13" w:name="_Toc223953658"/>
       <w:r>
         <w:t>2.1. Видение продукта</w:t>
       </w:r>
-      <w:bookmarkEnd w:id="12"/>
+      <w:bookmarkEnd w:id="13"/>
     </w:p>
     <w:p>
       <w:pPr>
@@ -4798,11 +4593,11 @@
       <w:pPr>
         <w:pStyle w:val="3"/>
       </w:pPr>
-      <w:bookmarkStart w:id="13" w:name="_Toc223953659"/>
+      <w:bookmarkStart w:id="14" w:name="_Toc223953659"/>
       <w:r>
         <w:t>2.2. Перспективы продукта</w:t>
       </w:r>
-      <w:bookmarkEnd w:id="13"/>
+      <w:bookmarkEnd w:id="14"/>
     </w:p>
     <w:p>
       <w:pPr>
@@ -4926,11 +4721,11 @@
         <w:pStyle w:val="3"/>
         <w:jc w:val="both"/>
       </w:pPr>
-      <w:bookmarkStart w:id="14" w:name="_Toc223953660"/>
+      <w:bookmarkStart w:id="15" w:name="_Toc223953660"/>
       <w:r>
         <w:t>2.3. Взаимодействие продукта с другими продуктами и компонентами</w:t>
       </w:r>
-      <w:bookmarkEnd w:id="14"/>
+      <w:bookmarkEnd w:id="15"/>
     </w:p>
     <w:p>
       <w:pPr>
@@ -5277,11 +5072,11 @@
         <w:pStyle w:val="3"/>
         <w:jc w:val="both"/>
       </w:pPr>
-      <w:bookmarkStart w:id="15" w:name="_Toc223953661"/>
+      <w:bookmarkStart w:id="16" w:name="_Toc223953661"/>
       <w:r>
         <w:t>2.4. Классы и характеристики пользователей</w:t>
       </w:r>
-      <w:bookmarkEnd w:id="15"/>
+      <w:bookmarkEnd w:id="16"/>
     </w:p>
     <w:p/>
     <w:p>
@@ -5647,11 +5442,11 @@
       <w:pPr>
         <w:pStyle w:val="3"/>
       </w:pPr>
-      <w:bookmarkStart w:id="16" w:name="_Toc223953662"/>
+      <w:bookmarkStart w:id="17" w:name="_Toc223953662"/>
       <w:r>
         <w:t>2.5. Ограничения разработки и реализации</w:t>
       </w:r>
-      <w:bookmarkEnd w:id="16"/>
+      <w:bookmarkEnd w:id="17"/>
     </w:p>
     <w:p>
       <w:pPr>
@@ -5901,11 +5696,11 @@
       <w:pPr>
         <w:pStyle w:val="3"/>
       </w:pPr>
-      <w:bookmarkStart w:id="17" w:name="_Toc223953663"/>
+      <w:bookmarkStart w:id="18" w:name="_Toc223953663"/>
       <w:r>
         <w:t>2.6. Допущения и зависимости</w:t>
       </w:r>
-      <w:bookmarkEnd w:id="17"/>
+      <w:bookmarkEnd w:id="18"/>
     </w:p>
     <w:p>
       <w:pPr>
@@ -6049,14 +5844,14 @@
         <w:pStyle w:val="2"/>
         <w:spacing w:before="0"/>
       </w:pPr>
-      <w:bookmarkStart w:id="18" w:name="_Ref223535116"/>
-      <w:bookmarkStart w:id="19" w:name="_Toc223953664"/>
+      <w:bookmarkStart w:id="19" w:name="_Ref223535116"/>
+      <w:bookmarkStart w:id="20" w:name="_Toc223953664"/>
       <w:r>
         <w:lastRenderedPageBreak/>
         <w:t>3. Функциональные требования</w:t>
       </w:r>
-      <w:bookmarkEnd w:id="18"/>
       <w:bookmarkEnd w:id="19"/>
+      <w:bookmarkEnd w:id="20"/>
     </w:p>
     <w:p>
       <w:pPr>
@@ -10801,14 +10596,14 @@
         <w:pStyle w:val="2"/>
         <w:spacing w:before="0"/>
       </w:pPr>
-      <w:bookmarkStart w:id="20" w:name="_Ref223535117"/>
-      <w:bookmarkStart w:id="21" w:name="_Toc223953665"/>
+      <w:bookmarkStart w:id="21" w:name="_Ref223535117"/>
+      <w:bookmarkStart w:id="22" w:name="_Toc223953665"/>
       <w:r>
         <w:lastRenderedPageBreak/>
         <w:t>4. Нефункциональные требования</w:t>
       </w:r>
-      <w:bookmarkEnd w:id="20"/>
       <w:bookmarkEnd w:id="21"/>
+      <w:bookmarkEnd w:id="22"/>
     </w:p>
     <w:p>
       <w:pPr>
@@ -11851,7 +11646,7 @@
                 <w:szCs w:val="20"/>
               </w:rPr>
             </w:pPr>
-            <w:bookmarkStart w:id="22" w:name="_Toc223529939"/>
+            <w:bookmarkStart w:id="23" w:name="_Toc223529939"/>
             <w:r>
               <w:rPr>
                 <w:sz w:val="20"/>
@@ -11859,7 +11654,7 @@
               </w:rPr>
               <w:t>Безопасность</w:t>
             </w:r>
-            <w:bookmarkEnd w:id="22"/>
+            <w:bookmarkEnd w:id="23"/>
           </w:p>
         </w:tc>
       </w:tr>
@@ -12187,7 +11982,7 @@
                 <w:szCs w:val="20"/>
               </w:rPr>
             </w:pPr>
-            <w:bookmarkStart w:id="23" w:name="_Toc223529942"/>
+            <w:bookmarkStart w:id="24" w:name="_Toc223529942"/>
             <w:r>
               <w:rPr>
                 <w:sz w:val="20"/>
@@ -12195,7 +11990,7 @@
               </w:rPr>
               <w:t>Масштабируемость</w:t>
             </w:r>
-            <w:bookmarkEnd w:id="23"/>
+            <w:bookmarkEnd w:id="24"/>
           </w:p>
         </w:tc>
       </w:tr>
@@ -12436,7 +12231,7 @@
                 <w:szCs w:val="20"/>
               </w:rPr>
             </w:pPr>
-            <w:bookmarkStart w:id="24" w:name="_Toc223529945"/>
+            <w:bookmarkStart w:id="25" w:name="_Toc223529945"/>
             <w:r>
               <w:rPr>
                 <w:sz w:val="20"/>
@@ -12444,7 +12239,7 @@
               </w:rPr>
               <w:t>Удобство использования</w:t>
             </w:r>
-            <w:bookmarkEnd w:id="24"/>
+            <w:bookmarkEnd w:id="25"/>
           </w:p>
         </w:tc>
       </w:tr>
@@ -12671,7 +12466,7 @@
                 <w:szCs w:val="20"/>
               </w:rPr>
             </w:pPr>
-            <w:bookmarkStart w:id="25" w:name="_Toc223529948"/>
+            <w:bookmarkStart w:id="26" w:name="_Toc223529948"/>
             <w:r>
               <w:rPr>
                 <w:sz w:val="20"/>
@@ -12679,7 +12474,7 @@
               </w:rPr>
               <w:t>Надежность и отказоустойчивость</w:t>
             </w:r>
-            <w:bookmarkEnd w:id="25"/>
+            <w:bookmarkEnd w:id="26"/>
           </w:p>
         </w:tc>
       </w:tr>
@@ -12943,7 +12738,7 @@
                 <w:szCs w:val="20"/>
               </w:rPr>
             </w:pPr>
-            <w:bookmarkStart w:id="26" w:name="_Toc223529951"/>
+            <w:bookmarkStart w:id="27" w:name="_Toc223529951"/>
             <w:r>
               <w:rPr>
                 <w:sz w:val="20"/>
@@ -12951,7 +12746,7 @@
               </w:rPr>
               <w:t>Поддержка и сопровождение</w:t>
             </w:r>
-            <w:bookmarkEnd w:id="26"/>
+            <w:bookmarkEnd w:id="27"/>
           </w:p>
         </w:tc>
       </w:tr>
@@ -13156,7 +12951,7 @@
                 <w:szCs w:val="20"/>
               </w:rPr>
             </w:pPr>
-            <w:bookmarkStart w:id="27" w:name="_Toc223529954"/>
+            <w:bookmarkStart w:id="28" w:name="_Toc223529954"/>
             <w:proofErr w:type="spellStart"/>
             <w:r>
               <w:rPr>
@@ -13173,7 +12968,7 @@
               </w:rPr>
               <w:t xml:space="preserve"> и мониторинг</w:t>
             </w:r>
-            <w:bookmarkEnd w:id="27"/>
+            <w:bookmarkEnd w:id="28"/>
           </w:p>
         </w:tc>
       </w:tr>
@@ -13466,7 +13261,7 @@
                 <w:szCs w:val="20"/>
               </w:rPr>
             </w:pPr>
-            <w:bookmarkStart w:id="28" w:name="_Toc223529957"/>
+            <w:bookmarkStart w:id="29" w:name="_Toc223529957"/>
             <w:r>
               <w:rPr>
                 <w:sz w:val="20"/>
@@ -13474,7 +13269,7 @@
               </w:rPr>
               <w:t>Совместимость</w:t>
             </w:r>
-            <w:bookmarkEnd w:id="28"/>
+            <w:bookmarkEnd w:id="29"/>
           </w:p>
         </w:tc>
       </w:tr>
@@ -13623,24 +13418,24 @@
         <w:pStyle w:val="2"/>
         <w:spacing w:before="0"/>
       </w:pPr>
-      <w:bookmarkStart w:id="29" w:name="_Toc223953666"/>
+      <w:bookmarkStart w:id="30" w:name="_Toc223953666"/>
       <w:r>
         <w:lastRenderedPageBreak/>
         <w:t>Приложения</w:t>
       </w:r>
-      <w:bookmarkEnd w:id="29"/>
+      <w:bookmarkEnd w:id="30"/>
     </w:p>
     <w:p>
       <w:pPr>
         <w:pStyle w:val="3"/>
       </w:pPr>
-      <w:bookmarkStart w:id="30" w:name="_Ref223529014"/>
-      <w:bookmarkStart w:id="31" w:name="_Toc223953667"/>
+      <w:bookmarkStart w:id="31" w:name="_Ref223529014"/>
+      <w:bookmarkStart w:id="32" w:name="_Toc223953667"/>
       <w:r>
         <w:t>Приложение A. Результаты интервью</w:t>
       </w:r>
-      <w:bookmarkEnd w:id="30"/>
       <w:bookmarkEnd w:id="31"/>
+      <w:bookmarkEnd w:id="32"/>
     </w:p>
     <w:p>
       <w:pPr>
@@ -13657,8 +13452,8 @@
         <w:t>Список вопросов и ответов приведен в файле:</w:t>
       </w:r>
     </w:p>
-    <w:bookmarkStart w:id="32" w:name="_MON_1834142891"/>
-    <w:bookmarkEnd w:id="32"/>
+    <w:bookmarkStart w:id="33" w:name="_MON_1834142891"/>
+    <w:bookmarkEnd w:id="33"/>
     <w:p>
       <w:pPr>
         <w:rPr>
@@ -13691,10 +13486,10 @@
             <v:path o:extrusionok="f" gradientshapeok="t" o:connecttype="rect"/>
             <o:lock v:ext="edit" aspectratio="t"/>
           </v:shapetype>
-          <v:shape id="_x0000_i1025" type="#_x0000_t75" style="width:76.5pt;height:49.5pt" o:ole="">
+          <v:shape id="_x0000_i1025" type="#_x0000_t75" style="width:76.7pt;height:49.55pt" o:ole="">
             <v:imagedata r:id="rId13" o:title=""/>
           </v:shape>
-          <o:OLEObject Type="Embed" ProgID="Word.Document.12" ShapeID="_x0000_i1025" DrawAspect="Icon" ObjectID="_1834656160" r:id="rId14">
+          <o:OLEObject Type="Embed" ProgID="Word.Document.12" ShapeID="_x0000_i1025" DrawAspect="Icon" ObjectID="_1834566872" r:id="rId14">
             <o:FieldCodes>\s</o:FieldCodes>
           </o:OLEObject>
         </w:object>
@@ -13710,7 +13505,7 @@
           <w:szCs w:val="28"/>
         </w:rPr>
       </w:pPr>
-      <w:bookmarkStart w:id="33" w:name="_Ref223528971"/>
+      <w:bookmarkStart w:id="34" w:name="_Ref223528971"/>
       <w:r>
         <w:br w:type="page"/>
       </w:r>
@@ -13730,13 +13525,13 @@
         <w:pStyle w:val="3"/>
         <w:spacing w:before="0"/>
       </w:pPr>
-      <w:bookmarkStart w:id="34" w:name="_Toc223953668"/>
+      <w:bookmarkStart w:id="35" w:name="_Toc223953668"/>
       <w:r>
         <w:lastRenderedPageBreak/>
         <w:t>Приложение B. Обзор вариантов использования</w:t>
       </w:r>
-      <w:bookmarkEnd w:id="33"/>
       <w:bookmarkEnd w:id="34"/>
+      <w:bookmarkEnd w:id="35"/>
     </w:p>
     <w:p>
       <w:pPr>
@@ -13745,7 +13540,7 @@
           <w:lang w:val="en-US"/>
         </w:rPr>
       </w:pPr>
-      <w:bookmarkStart w:id="35" w:name="_Ref223529121"/>
+      <w:bookmarkStart w:id="36" w:name="_Ref223529121"/>
       <w:r>
         <w:rPr>
           <w:noProof/>
@@ -13921,13 +13716,13 @@
         <w:pStyle w:val="3"/>
         <w:spacing w:before="0"/>
       </w:pPr>
-      <w:bookmarkStart w:id="36" w:name="_Toc223953669"/>
+      <w:bookmarkStart w:id="37" w:name="_Toc223953669"/>
       <w:r>
         <w:lastRenderedPageBreak/>
         <w:t>Приложение C. Сценарии использования</w:t>
       </w:r>
-      <w:bookmarkEnd w:id="35"/>
       <w:bookmarkEnd w:id="36"/>
+      <w:bookmarkEnd w:id="37"/>
     </w:p>
     <w:p>
       <w:pPr>
@@ -22743,14 +22538,14 @@
         <w:pStyle w:val="3"/>
         <w:spacing w:before="0"/>
       </w:pPr>
-      <w:bookmarkStart w:id="37" w:name="_Ref223776524"/>
-      <w:bookmarkStart w:id="38" w:name="_Toc223953670"/>
+      <w:bookmarkStart w:id="38" w:name="_Ref223776524"/>
+      <w:bookmarkStart w:id="39" w:name="_Toc223953670"/>
       <w:r>
         <w:lastRenderedPageBreak/>
         <w:t>Приложение D. Диаграмма классов</w:t>
       </w:r>
-      <w:bookmarkEnd w:id="37"/>
       <w:bookmarkEnd w:id="38"/>
+      <w:bookmarkEnd w:id="39"/>
     </w:p>
     <w:p>
       <w:pPr>
@@ -25071,9 +24866,6 @@
         </w:tc>
       </w:tr>
       <w:tr>
-        <w:trPr>
-          <w:trHeight w:val="70"/>
-        </w:trPr>
         <w:tc>
           <w:tcPr>
             <w:tcW w:w="2259" w:type="dxa"/>
@@ -25895,16 +25687,18 @@
                 <w:sz w:val="20"/>
                 <w:lang w:val="en-US"/>
               </w:rPr>
-              <w:t>PUBLIC, P</w:t>
-            </w:r>
-            <w:r>
-              <w:rPr>
-                <w:color w:val="000000" w:themeColor="text1"/>
-                <w:sz w:val="20"/>
-                <w:lang w:val="en-US"/>
-              </w:rPr>
-              <w:t>RIVATE</w:t>
-            </w:r>
+              <w:t xml:space="preserve">PUBLIC, </w:t>
+            </w:r>
+            <w:proofErr w:type="spellStart"/>
+            <w:r>
+              <w:rPr>
+                <w:color w:val="000000" w:themeColor="text1"/>
+                <w:sz w:val="20"/>
+                <w:lang w:val="en-US"/>
+              </w:rPr>
+              <w:t>PrRIVATE</w:t>
+            </w:r>
+            <w:proofErr w:type="spellEnd"/>
             <w:r>
               <w:rPr>
                 <w:color w:val="000000" w:themeColor="text1"/>
@@ -27092,7 +26886,23 @@
                 <w:sz w:val="20"/>
                 <w:lang w:val="ru-RU"/>
               </w:rPr>
-              <w:t>Идентификатор фильма/сериала с каталога основного сайта</w:t>
+              <w:t>И</w:t>
+            </w:r>
+            <w:r>
+              <w:rPr>
+                <w:color w:val="000000" w:themeColor="text1"/>
+                <w:sz w:val="20"/>
+                <w:lang w:val="ru-RU"/>
+              </w:rPr>
+              <w:t>дентификатор фильма/сериала</w:t>
+            </w:r>
+            <w:r>
+              <w:rPr>
+                <w:color w:val="000000" w:themeColor="text1"/>
+                <w:sz w:val="20"/>
+                <w:lang w:val="ru-RU"/>
+              </w:rPr>
+              <w:t xml:space="preserve"> с каталога основного сайта</w:t>
             </w:r>
           </w:p>
         </w:tc>
@@ -28177,7 +27987,15 @@
                 <w:sz w:val="20"/>
                 <w:lang w:val="ru-RU"/>
               </w:rPr>
-              <w:t xml:space="preserve"> (участник фильма/сериала)</w:t>
+              <w:t xml:space="preserve"> (участник фильма</w:t>
+            </w:r>
+            <w:r>
+              <w:rPr>
+                <w:color w:val="000000" w:themeColor="text1"/>
+                <w:sz w:val="20"/>
+                <w:lang w:val="ru-RU"/>
+              </w:rPr>
+              <w:t>/сериала)</w:t>
             </w:r>
           </w:p>
         </w:tc>
@@ -28298,7 +28116,7 @@
                 <w:sz w:val="20"/>
                 <w:lang w:val="ru-RU"/>
               </w:rPr>
-              <w:t>Уникальный идентификатор участника фильма/сериала</w:t>
+              <w:t>Уникальный идентификатор персоны</w:t>
             </w:r>
           </w:p>
         </w:tc>
@@ -28314,7 +28132,7 @@
               <w:rPr>
                 <w:color w:val="000000" w:themeColor="text1"/>
                 <w:sz w:val="20"/>
-                <w:lang w:val="ru-RU"/>
+                <w:lang w:val="en-US"/>
               </w:rPr>
             </w:pPr>
           </w:p>
@@ -28405,7 +28223,7 @@
                 <w:sz w:val="20"/>
                 <w:lang w:val="en-US"/>
               </w:rPr>
-              <w:t>GET /persons</w:t>
+              <w:t>GET /movies/search</w:t>
             </w:r>
           </w:p>
         </w:tc>
@@ -28427,15 +28245,7 @@
                 <w:sz w:val="20"/>
                 <w:lang w:val="ru-RU"/>
               </w:rPr>
-              <w:t xml:space="preserve">Имя </w:t>
-            </w:r>
-            <w:r>
-              <w:rPr>
-                <w:color w:val="000000" w:themeColor="text1"/>
-                <w:sz w:val="20"/>
-                <w:lang w:val="ru-RU"/>
-              </w:rPr>
-              <w:t>участника фильма/сериала</w:t>
+              <w:t>Имя персоны</w:t>
             </w:r>
           </w:p>
         </w:tc>
@@ -28562,33 +28372,9 @@
               <w:rPr>
                 <w:color w:val="000000" w:themeColor="text1"/>
                 <w:sz w:val="20"/>
-                <w:lang w:val="en-US"/>
-              </w:rPr>
-              <w:t>URL</w:t>
-            </w:r>
-            <w:r>
-              <w:rPr>
-                <w:color w:val="000000" w:themeColor="text1"/>
-                <w:sz w:val="20"/>
-                <w:lang w:val="ru-RU"/>
-              </w:rPr>
-              <w:t xml:space="preserve"> </w:t>
-            </w:r>
-            <w:r>
-              <w:rPr>
-                <w:color w:val="000000" w:themeColor="text1"/>
-                <w:sz w:val="20"/>
-                <w:lang w:val="ru-RU"/>
-              </w:rPr>
-              <w:t>фотографии</w:t>
-            </w:r>
-            <w:r>
-              <w:rPr>
-                <w:color w:val="000000" w:themeColor="text1"/>
-                <w:sz w:val="20"/>
-                <w:lang w:val="ru-RU"/>
-              </w:rPr>
-              <w:t xml:space="preserve"> участника фильма/сериала</w:t>
+                <w:lang w:val="ru-RU"/>
+              </w:rPr>
+              <w:t>Фотография участника фильма/сериала</w:t>
             </w:r>
           </w:p>
         </w:tc>
@@ -28737,23 +28523,7 @@
                 <w:sz w:val="20"/>
                 <w:lang w:val="ru-RU"/>
               </w:rPr>
-              <w:t>Уника</w:t>
-            </w:r>
-            <w:r>
-              <w:rPr>
-                <w:color w:val="000000" w:themeColor="text1"/>
-                <w:sz w:val="20"/>
-                <w:lang w:val="ru-RU"/>
-              </w:rPr>
-              <w:t>льный идентификатор фильма/сериала</w:t>
-            </w:r>
-            <w:r>
-              <w:rPr>
-                <w:color w:val="000000" w:themeColor="text1"/>
-                <w:sz w:val="20"/>
-                <w:lang w:val="ru-RU"/>
-              </w:rPr>
-              <w:t>-жанра</w:t>
+              <w:t>Уникальный идентификатор фильма/жанра-жанра</w:t>
             </w:r>
           </w:p>
         </w:tc>
@@ -28867,7 +28637,7 @@
                 <w:sz w:val="20"/>
                 <w:lang w:val="en-US"/>
               </w:rPr>
-              <w:t>GET /movies/{</w:t>
+              <w:t>GET /</w:t>
             </w:r>
             <w:proofErr w:type="spellStart"/>
             <w:r>
@@ -28876,15 +28646,7 @@
                 <w:sz w:val="20"/>
                 <w:lang w:val="en-US"/>
               </w:rPr>
-              <w:t>moviesI</w:t>
-            </w:r>
-            <w:r>
-              <w:rPr>
-                <w:color w:val="000000" w:themeColor="text1"/>
-                <w:sz w:val="20"/>
-                <w:lang w:val="en-US"/>
-              </w:rPr>
-              <w:t>d</w:t>
+              <w:t>movies</w:t>
             </w:r>
             <w:proofErr w:type="spellEnd"/>
             <w:r>
@@ -28893,8 +28655,36 @@
                 <w:sz w:val="20"/>
                 <w:lang w:val="en-US"/>
               </w:rPr>
-              <w:t>}/genres</w:t>
-            </w:r>
+              <w:t>/{</w:t>
+            </w:r>
+            <w:proofErr w:type="spellStart"/>
+            <w:r>
+              <w:rPr>
+                <w:color w:val="000000" w:themeColor="text1"/>
+                <w:sz w:val="20"/>
+                <w:lang w:val="en-US"/>
+              </w:rPr>
+              <w:t>id</w:t>
+            </w:r>
+            <w:proofErr w:type="spellEnd"/>
+            <w:r>
+              <w:rPr>
+                <w:color w:val="000000" w:themeColor="text1"/>
+                <w:sz w:val="20"/>
+                <w:lang w:val="en-US"/>
+              </w:rPr>
+              <w:t>}/</w:t>
+            </w:r>
+            <w:proofErr w:type="spellStart"/>
+            <w:r>
+              <w:rPr>
+                <w:color w:val="000000" w:themeColor="text1"/>
+                <w:sz w:val="20"/>
+                <w:lang w:val="en-US"/>
+              </w:rPr>
+              <w:t>genres</w:t>
+            </w:r>
+            <w:proofErr w:type="spellEnd"/>
           </w:p>
         </w:tc>
         <w:tc>
@@ -29024,33 +28814,7 @@
                 <w:sz w:val="20"/>
                 <w:lang w:val="en-US"/>
               </w:rPr>
-              <w:t>GET /genres/{</w:t>
-            </w:r>
-            <w:proofErr w:type="spellStart"/>
-            <w:r>
-              <w:rPr>
-                <w:color w:val="000000" w:themeColor="text1"/>
-                <w:sz w:val="20"/>
-                <w:lang w:val="en-US"/>
-              </w:rPr>
-              <w:t>genresI</w:t>
-            </w:r>
-            <w:r>
-              <w:rPr>
-                <w:color w:val="000000" w:themeColor="text1"/>
-                <w:sz w:val="20"/>
-                <w:lang w:val="en-US"/>
-              </w:rPr>
-              <w:t>d</w:t>
-            </w:r>
-            <w:proofErr w:type="spellEnd"/>
-            <w:r>
-              <w:rPr>
-                <w:color w:val="000000" w:themeColor="text1"/>
-                <w:sz w:val="20"/>
-                <w:lang w:val="en-US"/>
-              </w:rPr>
-              <w:t>}/movies</w:t>
+              <w:t>GET /genres/{id}/movies</w:t>
             </w:r>
           </w:p>
         </w:tc>
@@ -29310,20 +29074,13 @@
             <w:tcW w:w="2629" w:type="dxa"/>
           </w:tcPr>
           <w:p>
-            <w:pPr>
-              <w:rPr>
-                <w:color w:val="000000" w:themeColor="text1"/>
-                <w:sz w:val="20"/>
-                <w:lang w:val="en-US"/>
-              </w:rPr>
-            </w:pPr>
-            <w:r>
-              <w:rPr>
-                <w:color w:val="000000" w:themeColor="text1"/>
-                <w:sz w:val="20"/>
-                <w:lang w:val="en-US"/>
-              </w:rPr>
-              <w:t>GET /movies/{</w:t>
+            <w:r>
+              <w:rPr>
+                <w:color w:val="000000" w:themeColor="text1"/>
+                <w:sz w:val="20"/>
+                <w:lang w:val="en-US"/>
+              </w:rPr>
+              <w:t>GET /</w:t>
             </w:r>
             <w:proofErr w:type="spellStart"/>
             <w:r>
@@ -29332,15 +29089,7 @@
                 <w:sz w:val="20"/>
                 <w:lang w:val="en-US"/>
               </w:rPr>
-              <w:t>moviesI</w:t>
-            </w:r>
-            <w:r>
-              <w:rPr>
-                <w:color w:val="000000" w:themeColor="text1"/>
-                <w:sz w:val="20"/>
-                <w:lang w:val="en-US"/>
-              </w:rPr>
-              <w:t>d</w:t>
+              <w:t>movies</w:t>
             </w:r>
             <w:proofErr w:type="spellEnd"/>
             <w:r>
@@ -29349,18 +29098,36 @@
                 <w:sz w:val="20"/>
                 <w:lang w:val="en-US"/>
               </w:rPr>
-              <w:t>}</w:t>
-            </w:r>
-          </w:p>
-          <w:p>
-            <w:r>
-              <w:rPr>
-                <w:color w:val="000000" w:themeColor="text1"/>
-                <w:sz w:val="20"/>
-                <w:lang w:val="en-US"/>
-              </w:rPr>
-              <w:t>/persons</w:t>
-            </w:r>
+              <w:t>/{</w:t>
+            </w:r>
+            <w:proofErr w:type="spellStart"/>
+            <w:r>
+              <w:rPr>
+                <w:color w:val="000000" w:themeColor="text1"/>
+                <w:sz w:val="20"/>
+                <w:lang w:val="en-US"/>
+              </w:rPr>
+              <w:t>id</w:t>
+            </w:r>
+            <w:proofErr w:type="spellEnd"/>
+            <w:r>
+              <w:rPr>
+                <w:color w:val="000000" w:themeColor="text1"/>
+                <w:sz w:val="20"/>
+                <w:lang w:val="en-US"/>
+              </w:rPr>
+              <w:t>}/</w:t>
+            </w:r>
+            <w:proofErr w:type="spellStart"/>
+            <w:r>
+              <w:rPr>
+                <w:color w:val="000000" w:themeColor="text1"/>
+                <w:sz w:val="20"/>
+                <w:lang w:val="en-US"/>
+              </w:rPr>
+              <w:t>persons</w:t>
+            </w:r>
+            <w:proofErr w:type="spellEnd"/>
           </w:p>
         </w:tc>
         <w:tc>
@@ -29477,56 +29244,13 @@
             <w:tcW w:w="2629" w:type="dxa"/>
           </w:tcPr>
           <w:p>
-            <w:pPr>
-              <w:rPr>
-                <w:color w:val="000000" w:themeColor="text1"/>
-                <w:sz w:val="20"/>
-                <w:lang w:val="en-US"/>
-              </w:rPr>
-            </w:pPr>
-            <w:r>
-              <w:rPr>
-                <w:color w:val="000000" w:themeColor="text1"/>
-                <w:sz w:val="20"/>
-                <w:lang w:val="en-US"/>
-              </w:rPr>
-              <w:t xml:space="preserve">GET </w:t>
-            </w:r>
-            <w:r>
-              <w:rPr>
-                <w:color w:val="000000" w:themeColor="text1"/>
-                <w:sz w:val="20"/>
-                <w:lang w:val="en-US"/>
-              </w:rPr>
-              <w:t>/persons/{</w:t>
-            </w:r>
-            <w:proofErr w:type="spellStart"/>
-            <w:r>
-              <w:rPr>
-                <w:color w:val="000000" w:themeColor="text1"/>
-                <w:sz w:val="20"/>
-                <w:lang w:val="en-US"/>
-              </w:rPr>
-              <w:t>personId</w:t>
-            </w:r>
-            <w:proofErr w:type="spellEnd"/>
-            <w:r>
-              <w:rPr>
-                <w:color w:val="000000" w:themeColor="text1"/>
-                <w:sz w:val="20"/>
-                <w:lang w:val="en-US"/>
-              </w:rPr>
-              <w:t>}/</w:t>
-            </w:r>
-          </w:p>
-          <w:p>
-            <w:r>
-              <w:rPr>
-                <w:color w:val="000000" w:themeColor="text1"/>
-                <w:sz w:val="20"/>
-                <w:lang w:val="en-US"/>
-              </w:rPr>
-              <w:t>movies</w:t>
+            <w:r>
+              <w:rPr>
+                <w:color w:val="000000" w:themeColor="text1"/>
+                <w:sz w:val="20"/>
+                <w:lang w:val="en-US"/>
+              </w:rPr>
+              <w:t>GET /persons/{id}/movies</w:t>
             </w:r>
           </w:p>
         </w:tc>
@@ -29753,50 +29477,7 @@
                 <w:sz w:val="20"/>
                 <w:lang w:val="en-US"/>
               </w:rPr>
-              <w:t>GET /movies/{</w:t>
-            </w:r>
-            <w:proofErr w:type="spellStart"/>
-            <w:r>
-              <w:rPr>
-                <w:color w:val="000000" w:themeColor="text1"/>
-                <w:sz w:val="20"/>
-                <w:lang w:val="en-US"/>
-              </w:rPr>
-              <w:t>moviesI</w:t>
-            </w:r>
-            <w:r>
-              <w:rPr>
-                <w:color w:val="000000" w:themeColor="text1"/>
-                <w:sz w:val="20"/>
-                <w:lang w:val="en-US"/>
-              </w:rPr>
-              <w:t>d</w:t>
-            </w:r>
-            <w:proofErr w:type="spellEnd"/>
-            <w:r>
-              <w:rPr>
-                <w:color w:val="000000" w:themeColor="text1"/>
-                <w:sz w:val="20"/>
-                <w:lang w:val="en-US"/>
-              </w:rPr>
-              <w:t>}/</w:t>
-            </w:r>
-          </w:p>
-          <w:p>
-            <w:pPr>
-              <w:rPr>
-                <w:color w:val="000000" w:themeColor="text1"/>
-                <w:sz w:val="20"/>
-                <w:lang w:val="en-US"/>
-              </w:rPr>
-            </w:pPr>
-            <w:r>
-              <w:rPr>
-                <w:color w:val="000000" w:themeColor="text1"/>
-                <w:sz w:val="20"/>
-                <w:lang w:val="en-US"/>
-              </w:rPr>
-              <w:t>persons</w:t>
+              <w:t>GET /movies/{id}/persons</w:t>
             </w:r>
           </w:p>
         </w:tc>
@@ -29853,14 +29534,6 @@
               </w:rPr>
               <w:t>ating</w:t>
             </w:r>
-            <w:r>
-              <w:rPr>
-                <w:color w:val="000000" w:themeColor="text1"/>
-                <w:sz w:val="20"/>
-                <w:lang w:val="ru-RU"/>
-              </w:rPr>
-              <w:t xml:space="preserve"> (Рейтинг)</w:t>
-            </w:r>
           </w:p>
         </w:tc>
         <w:tc>
@@ -33070,7 +32743,15 @@
                 <w:sz w:val="20"/>
                 <w:lang w:val="en-US"/>
               </w:rPr>
-              <w:t>DELETE /notes/{</w:t>
+              <w:t>DELETE</w:t>
+            </w:r>
+            <w:r>
+              <w:rPr>
+                <w:color w:val="000000" w:themeColor="text1"/>
+                <w:sz w:val="20"/>
+                <w:lang w:val="en-US"/>
+              </w:rPr>
+              <w:t xml:space="preserve"> /notes/{</w:t>
             </w:r>
             <w:proofErr w:type="spellStart"/>
             <w:r>
@@ -34820,14 +34501,6 @@
                 <w:lang w:val="ru-RU"/>
               </w:rPr>
             </w:pPr>
-            <w:r>
-              <w:rPr>
-                <w:color w:val="000000" w:themeColor="text1"/>
-                <w:sz w:val="20"/>
-                <w:lang w:val="ru-RU"/>
-              </w:rPr>
-              <w:t>Причина действия администратора</w:t>
-            </w:r>
           </w:p>
         </w:tc>
       </w:tr>
@@ -34958,7 +34631,6 @@
                 <w:lang w:val="ru-RU"/>
               </w:rPr>
             </w:pPr>
-            <w:bookmarkStart w:id="39" w:name="_GoBack"/>
             <w:r>
               <w:rPr>
                 <w:color w:val="000000" w:themeColor="text1"/>
@@ -34967,7 +34639,6 @@
               </w:rPr>
               <w:t>Дата действия администратора</w:t>
             </w:r>
-            <w:bookmarkEnd w:id="39"/>
           </w:p>
         </w:tc>
       </w:tr>
@@ -35118,7 +34789,7 @@
     <w:p>
       <w:pPr>
         <w:rPr>
-          <w:lang w:val="ru-RU"/>
+          <w:lang w:val="en-US"/>
         </w:rPr>
       </w:pPr>
       <w:r>
@@ -35139,7 +34810,21 @@
             <w:rStyle w:val="aa"/>
             <w:lang w:val="ru-RU"/>
           </w:rPr>
-          <w:t>Диаграмма классов</w:t>
+          <w:t>Диаграмма кл</w:t>
+        </w:r>
+        <w:r>
+          <w:rPr>
+            <w:rStyle w:val="aa"/>
+            <w:lang w:val="ru-RU"/>
+          </w:rPr>
+          <w:t>а</w:t>
+        </w:r>
+        <w:r>
+          <w:rPr>
+            <w:rStyle w:val="aa"/>
+            <w:lang w:val="ru-RU"/>
+          </w:rPr>
+          <w:t>ссов</w:t>
         </w:r>
       </w:hyperlink>
     </w:p>
@@ -35152,7 +34837,10 @@
       <w:bookmarkStart w:id="41" w:name="_Ref223953701"/>
       <w:r>
         <w:lastRenderedPageBreak/>
-        <w:t xml:space="preserve">Приложение </w:t>
+        <w:t>Приложение</w:t>
+      </w:r>
+      <w:r>
+        <w:t xml:space="preserve"> </w:t>
       </w:r>
       <w:r>
         <w:rPr>
@@ -35406,7 +35094,6 @@
         <w:spacing w:before="0"/>
       </w:pPr>
       <w:bookmarkStart w:id="42" w:name="_Toc223953672"/>
-      <w:bookmarkStart w:id="43" w:name="_Ref224024690"/>
       <w:r>
         <w:lastRenderedPageBreak/>
         <w:t xml:space="preserve">Приложение </w:t>
@@ -35421,7 +35108,6 @@
         <w:t>. Описание программного интерфейса</w:t>
       </w:r>
       <w:bookmarkEnd w:id="42"/>
-      <w:bookmarkEnd w:id="43"/>
     </w:p>
     <w:p>
       <w:pPr>
@@ -35542,7 +35228,7 @@
             <w:noProof/>
             <w:lang w:val="ru-RU"/>
           </w:rPr>
-          <w:t>32</w:t>
+          <w:t>5</w:t>
         </w:r>
         <w:r>
           <w:fldChar w:fldCharType="end"/>
@@ -41330,7 +41016,7 @@
 </file>
 
 <file path=customXml/itemProps2.xml><?xml version="1.0" encoding="utf-8"?>
-<ds:datastoreItem xmlns:ds="http://schemas.openxmlformats.org/officeDocument/2006/customXml" ds:itemID="{829252B7-F1FB-48A8-9AD2-0F37BA7B10D6}">
+<ds:datastoreItem xmlns:ds="http://schemas.openxmlformats.org/officeDocument/2006/customXml" ds:itemID="{5AFD258A-38CB-4381-9A23-91B8517EF676}">
   <ds:schemaRefs>
     <ds:schemaRef ds:uri="http://schemas.openxmlformats.org/officeDocument/2006/bibliography"/>
   </ds:schemaRefs>
